--- a/Planificación.docx
+++ b/Planificación.docx
@@ -1,6 +1,6 @@
 
 <file path=word/document.xml><?xml version="1.0" encoding="utf-8"?>
-<w:document xmlns:wpc="http://schemas.microsoft.com/office/word/2010/wordprocessingCanvas" xmlns:cx="http://schemas.microsoft.com/office/drawing/2014/chartex" xmlns:mc="http://schemas.openxmlformats.org/markup-compatibility/2006" xmlns:o="urn:schemas-microsoft-com:office:office" xmlns:r="http://schemas.openxmlformats.org/officeDocument/2006/relationships" xmlns:m="http://schemas.openxmlformats.org/officeDocument/2006/math" xmlns:v="urn:schemas-microsoft-com:vml" xmlns:wp14="http://schemas.microsoft.com/office/word/2010/wordprocessingDrawing" xmlns:wp="http://schemas.openxmlformats.org/drawingml/2006/wordprocessingDrawing" xmlns:w10="urn:schemas-microsoft-com:office:word" xmlns:w="http://schemas.openxmlformats.org/wordprocessingml/2006/main" xmlns:w14="http://schemas.microsoft.com/office/word/2010/wordml" xmlns:w15="http://schemas.microsoft.com/office/word/2012/wordml" xmlns:w16se="http://schemas.microsoft.com/office/word/2015/wordml/symex" xmlns:wpg="http://schemas.microsoft.com/office/word/2010/wordprocessingGroup" xmlns:wpi="http://schemas.microsoft.com/office/word/2010/wordprocessingInk" xmlns:wne="http://schemas.microsoft.com/office/word/2006/wordml" xmlns:wps="http://schemas.microsoft.com/office/word/2010/wordprocessingShape" mc:Ignorable="w14 w15 w16se wp14">
+<w:document xmlns:wpc="http://schemas.microsoft.com/office/word/2010/wordprocessingCanvas" xmlns:mc="http://schemas.openxmlformats.org/markup-compatibility/2006" xmlns:o="urn:schemas-microsoft-com:office:office" xmlns:r="http://schemas.openxmlformats.org/officeDocument/2006/relationships" xmlns:m="http://schemas.openxmlformats.org/officeDocument/2006/math" xmlns:v="urn:schemas-microsoft-com:vml" xmlns:wp14="http://schemas.microsoft.com/office/word/2010/wordprocessingDrawing" xmlns:wp="http://schemas.openxmlformats.org/drawingml/2006/wordprocessingDrawing" xmlns:w10="urn:schemas-microsoft-com:office:word" xmlns:w="http://schemas.openxmlformats.org/wordprocessingml/2006/main" xmlns:w14="http://schemas.microsoft.com/office/word/2010/wordml" xmlns:wpg="http://schemas.microsoft.com/office/word/2010/wordprocessingGroup" xmlns:wpi="http://schemas.microsoft.com/office/word/2010/wordprocessingInk" xmlns:wne="http://schemas.microsoft.com/office/word/2006/wordml" xmlns:wps="http://schemas.microsoft.com/office/word/2010/wordprocessingShape" mc:Ignorable="w14 wp14">
   <w:body>
     <w:p>
       <w:pPr>
@@ -79,7 +79,55 @@
           <w:bdr w:val="none" w:sz="0" w:space="0" w:color="auto" w:frame="1"/>
           <w:lang w:eastAsia="es-AR"/>
         </w:rPr>
-        <w:t xml:space="preserve"> San Faustino Míguez de la Encarnación, Sch. P.</w:t>
+        <w:t xml:space="preserve"> San Faustino </w:t>
+      </w:r>
+      <w:proofErr w:type="spellStart"/>
+      <w:r>
+        <w:rPr>
+          <w:rFonts w:ascii="Times New Roman" w:eastAsia="Times New Roman" w:hAnsi="Times New Roman" w:cs="Times New Roman"/>
+          <w:color w:val="1F1F1F"/>
+          <w:sz w:val="24"/>
+          <w:szCs w:val="24"/>
+          <w:bdr w:val="none" w:sz="0" w:space="0" w:color="auto" w:frame="1"/>
+          <w:lang w:eastAsia="es-AR"/>
+        </w:rPr>
+        <w:t>Míguez</w:t>
+      </w:r>
+      <w:proofErr w:type="spellEnd"/>
+      <w:r>
+        <w:rPr>
+          <w:rFonts w:ascii="Times New Roman" w:eastAsia="Times New Roman" w:hAnsi="Times New Roman" w:cs="Times New Roman"/>
+          <w:color w:val="1F1F1F"/>
+          <w:sz w:val="24"/>
+          <w:szCs w:val="24"/>
+          <w:bdr w:val="none" w:sz="0" w:space="0" w:color="auto" w:frame="1"/>
+          <w:lang w:eastAsia="es-AR"/>
+        </w:rPr>
+        <w:t xml:space="preserve"> de la Encarnación, </w:t>
+      </w:r>
+      <w:proofErr w:type="spellStart"/>
+      <w:r>
+        <w:rPr>
+          <w:rFonts w:ascii="Times New Roman" w:eastAsia="Times New Roman" w:hAnsi="Times New Roman" w:cs="Times New Roman"/>
+          <w:color w:val="1F1F1F"/>
+          <w:sz w:val="24"/>
+          <w:szCs w:val="24"/>
+          <w:bdr w:val="none" w:sz="0" w:space="0" w:color="auto" w:frame="1"/>
+          <w:lang w:eastAsia="es-AR"/>
+        </w:rPr>
+        <w:t>Sch</w:t>
+      </w:r>
+      <w:proofErr w:type="spellEnd"/>
+      <w:r>
+        <w:rPr>
+          <w:rFonts w:ascii="Times New Roman" w:eastAsia="Times New Roman" w:hAnsi="Times New Roman" w:cs="Times New Roman"/>
+          <w:color w:val="1F1F1F"/>
+          <w:sz w:val="24"/>
+          <w:szCs w:val="24"/>
+          <w:bdr w:val="none" w:sz="0" w:space="0" w:color="auto" w:frame="1"/>
+          <w:lang w:eastAsia="es-AR"/>
+        </w:rPr>
+        <w:t>. P.</w:t>
       </w:r>
       <w:r>
         <w:rPr>
@@ -238,7 +286,31 @@
           <w:bdr w:val="none" w:sz="0" w:space="0" w:color="auto" w:frame="1"/>
           <w:lang w:eastAsia="es-AR"/>
         </w:rPr>
-        <w:t xml:space="preserve"> Nació el 24 de marzo de 1831 en Xamirás, Acebedo del Río (Orense, España). Su infancia en la aldea estuvo marcada por una sólida fe familiar, la oración, el trabajo y el servicio a los necesitados.</w:t>
+        <w:t xml:space="preserve"> Nació el 24 de marzo de 1831 en </w:t>
+      </w:r>
+      <w:proofErr w:type="spellStart"/>
+      <w:r>
+        <w:rPr>
+          <w:rFonts w:ascii="Times New Roman" w:eastAsia="Times New Roman" w:hAnsi="Times New Roman" w:cs="Times New Roman"/>
+          <w:color w:val="1F1F1F"/>
+          <w:sz w:val="24"/>
+          <w:szCs w:val="24"/>
+          <w:bdr w:val="none" w:sz="0" w:space="0" w:color="auto" w:frame="1"/>
+          <w:lang w:eastAsia="es-AR"/>
+        </w:rPr>
+        <w:t>Xamirás</w:t>
+      </w:r>
+      <w:proofErr w:type="spellEnd"/>
+      <w:r>
+        <w:rPr>
+          <w:rFonts w:ascii="Times New Roman" w:eastAsia="Times New Roman" w:hAnsi="Times New Roman" w:cs="Times New Roman"/>
+          <w:color w:val="1F1F1F"/>
+          <w:sz w:val="24"/>
+          <w:szCs w:val="24"/>
+          <w:bdr w:val="none" w:sz="0" w:space="0" w:color="auto" w:frame="1"/>
+          <w:lang w:eastAsia="es-AR"/>
+        </w:rPr>
+        <w:t>, Acebedo del Río (Orense, España). Su infancia en la aldea estuvo marcada por una sólida fe familiar, la oración, el trabajo y el servicio a los necesitados.</w:t>
       </w:r>
       <w:r>
         <w:rPr>
@@ -289,7 +361,31 @@
           <w:bdr w:val="none" w:sz="0" w:space="0" w:color="auto" w:frame="1"/>
           <w:lang w:eastAsia="es-AR"/>
         </w:rPr>
-        <w:t xml:space="preserve"> Estudió en Celanova, donde descubrió su llamada a ser educador al estilo de San José de Calasanz. Ingresó al Noviciado escolapio de Madrid en 1850, emitió sus votos solemnes en 1853 y fue ordenado sacerdote en 1856.</w:t>
+        <w:t xml:space="preserve"> Estudió en </w:t>
+      </w:r>
+      <w:proofErr w:type="spellStart"/>
+      <w:r>
+        <w:rPr>
+          <w:rFonts w:ascii="Times New Roman" w:eastAsia="Times New Roman" w:hAnsi="Times New Roman" w:cs="Times New Roman"/>
+          <w:color w:val="1F1F1F"/>
+          <w:sz w:val="24"/>
+          <w:szCs w:val="24"/>
+          <w:bdr w:val="none" w:sz="0" w:space="0" w:color="auto" w:frame="1"/>
+          <w:lang w:eastAsia="es-AR"/>
+        </w:rPr>
+        <w:t>Celanova</w:t>
+      </w:r>
+      <w:proofErr w:type="spellEnd"/>
+      <w:r>
+        <w:rPr>
+          <w:rFonts w:ascii="Times New Roman" w:eastAsia="Times New Roman" w:hAnsi="Times New Roman" w:cs="Times New Roman"/>
+          <w:color w:val="1F1F1F"/>
+          <w:sz w:val="24"/>
+          <w:szCs w:val="24"/>
+          <w:bdr w:val="none" w:sz="0" w:space="0" w:color="auto" w:frame="1"/>
+          <w:lang w:eastAsia="es-AR"/>
+        </w:rPr>
+        <w:t>, donde descubrió su llamada a ser educador al estilo de San José de Calasanz. Ingresó al Noviciado escolapio de Madrid en 1850, emitió sus votos solemnes en 1853 y fue ordenado sacerdote en 1856.</w:t>
       </w:r>
       <w:r>
         <w:rPr>
@@ -366,56 +462,22 @@
           <w:color w:val="1F1F1F"/>
           <w:sz w:val="24"/>
           <w:szCs w:val="24"/>
-          <w:lang w:eastAsia="es-AR"/>
-        </w:rPr>
-      </w:pPr>
-      <w:r>
-        <w:rPr>
-          <w:rFonts w:ascii="Times New Roman" w:eastAsia="Times New Roman" w:hAnsi="Times New Roman" w:cs="Times New Roman"/>
-          <w:b/>
-          <w:bCs/>
-          <w:color w:val="1F1F1F"/>
-          <w:sz w:val="24"/>
-          <w:szCs w:val="24"/>
-          <w:bdr w:val="none" w:sz="0" w:space="0" w:color="auto" w:frame="1"/>
-          <w:lang w:eastAsia="es-AR"/>
-        </w:rPr>
-        <w:t>Fundación y Legado:</w:t>
-      </w:r>
-      <w:r>
-        <w:rPr>
-          <w:rFonts w:ascii="Times New Roman" w:eastAsia="Times New Roman" w:hAnsi="Times New Roman" w:cs="Times New Roman"/>
-          <w:color w:val="1F1F1F"/>
-          <w:sz w:val="24"/>
-          <w:szCs w:val="24"/>
-          <w:bdr w:val="none" w:sz="0" w:space="0" w:color="auto" w:frame="1"/>
-          <w:lang w:eastAsia="es-AR"/>
-        </w:rPr>
-        <w:t xml:space="preserve"> En Sanlúcar de Barrameda identificó el desamparo y la necesidad educativa de las niñas de la comunidad, lo que lo impulsó a fundar en 1885 la </w:t>
-      </w:r>
-      <w:r>
-        <w:rPr>
-          <w:rFonts w:ascii="Times New Roman" w:eastAsia="Times New Roman" w:hAnsi="Times New Roman" w:cs="Times New Roman"/>
-          <w:i/>
-          <w:iCs/>
-          <w:color w:val="1F1F1F"/>
-          <w:sz w:val="24"/>
-          <w:szCs w:val="24"/>
-          <w:bdr w:val="none" w:sz="0" w:space="0" w:color="auto" w:frame="1"/>
-          <w:lang w:eastAsia="es-AR"/>
-        </w:rPr>
-        <w:t>Congregación de las Hijas de la Divina Pastora</w:t>
-      </w:r>
-      <w:r>
-        <w:rPr>
-          <w:rFonts w:ascii="Times New Roman" w:eastAsia="Times New Roman" w:hAnsi="Times New Roman" w:cs="Times New Roman"/>
-          <w:color w:val="1F1F1F"/>
-          <w:sz w:val="24"/>
-          <w:szCs w:val="24"/>
-          <w:bdr w:val="none" w:sz="0" w:space="0" w:color="auto" w:frame="1"/>
-          <w:lang w:eastAsia="es-AR"/>
-        </w:rPr>
-        <w:t xml:space="preserve"> (Instituto Calasancio), dedicada a la educación integral de la infancia y promoción de la mujer.</w:t>
+          <w:bdr w:val="none" w:sz="0" w:space="0" w:color="auto" w:frame="1"/>
+          <w:lang w:eastAsia="es-AR"/>
+        </w:rPr>
+      </w:pPr>
+      <w:r>
+        <w:rPr>
+          <w:rFonts w:ascii="Times New Roman" w:eastAsia="Times New Roman" w:hAnsi="Times New Roman" w:cs="Times New Roman"/>
+          <w:b/>
+          <w:bCs/>
+          <w:color w:val="1F1F1F"/>
+          <w:sz w:val="24"/>
+          <w:szCs w:val="24"/>
+          <w:bdr w:val="none" w:sz="0" w:space="0" w:color="auto" w:frame="1"/>
+          <w:lang w:eastAsia="es-AR"/>
+        </w:rPr>
+        <w:t>Milagro:</w:t>
       </w:r>
       <w:r>
         <w:rPr>
@@ -426,6 +488,137 @@
           <w:lang w:eastAsia="es-AR"/>
         </w:rPr>
         <w:t xml:space="preserve"> </w:t>
+      </w:r>
+      <w:r>
+        <w:rPr>
+          <w:rFonts w:ascii="Times New Roman" w:eastAsia="Times New Roman" w:hAnsi="Times New Roman" w:cs="Times New Roman"/>
+          <w:color w:val="1F1F1F"/>
+          <w:sz w:val="24"/>
+          <w:szCs w:val="24"/>
+          <w:bdr w:val="none" w:sz="0" w:space="0" w:color="auto" w:frame="1"/>
+          <w:lang w:eastAsia="es-AR"/>
+        </w:rPr>
+        <w:t xml:space="preserve">En 2003, Verónica </w:t>
+      </w:r>
+      <w:proofErr w:type="spellStart"/>
+      <w:r>
+        <w:rPr>
+          <w:rFonts w:ascii="Times New Roman" w:eastAsia="Times New Roman" w:hAnsi="Times New Roman" w:cs="Times New Roman"/>
+          <w:color w:val="1F1F1F"/>
+          <w:sz w:val="24"/>
+          <w:szCs w:val="24"/>
+          <w:bdr w:val="none" w:sz="0" w:space="0" w:color="auto" w:frame="1"/>
+          <w:lang w:eastAsia="es-AR"/>
+        </w:rPr>
+        <w:t>Stobert</w:t>
+      </w:r>
+      <w:proofErr w:type="spellEnd"/>
+      <w:r>
+        <w:rPr>
+          <w:rFonts w:ascii="Times New Roman" w:eastAsia="Times New Roman" w:hAnsi="Times New Roman" w:cs="Times New Roman"/>
+          <w:color w:val="1F1F1F"/>
+          <w:sz w:val="24"/>
+          <w:szCs w:val="24"/>
+          <w:bdr w:val="none" w:sz="0" w:space="0" w:color="auto" w:frame="1"/>
+          <w:lang w:eastAsia="es-AR"/>
+        </w:rPr>
+        <w:t xml:space="preserve">, una madre y catequista chilena, sufrió a las 36 semanas de embarazo un grave cuadro de </w:t>
+      </w:r>
+      <w:proofErr w:type="spellStart"/>
+      <w:r>
+        <w:rPr>
+          <w:rFonts w:ascii="Times New Roman" w:eastAsia="Times New Roman" w:hAnsi="Times New Roman" w:cs="Times New Roman"/>
+          <w:color w:val="1F1F1F"/>
+          <w:sz w:val="24"/>
+          <w:szCs w:val="24"/>
+          <w:bdr w:val="none" w:sz="0" w:space="0" w:color="auto" w:frame="1"/>
+          <w:lang w:eastAsia="es-AR"/>
+        </w:rPr>
+        <w:t>preeclampsia</w:t>
+      </w:r>
+      <w:proofErr w:type="spellEnd"/>
+      <w:r>
+        <w:rPr>
+          <w:rFonts w:ascii="Times New Roman" w:eastAsia="Times New Roman" w:hAnsi="Times New Roman" w:cs="Times New Roman"/>
+          <w:color w:val="1F1F1F"/>
+          <w:sz w:val="24"/>
+          <w:szCs w:val="24"/>
+          <w:bdr w:val="none" w:sz="0" w:space="0" w:color="auto" w:frame="1"/>
+          <w:lang w:eastAsia="es-AR"/>
+        </w:rPr>
+        <w:t>, síndrome de HELLP, hemorragia masiva y coma. Los médicos consideraban que no tenía posibilidades de sobrevivir.</w:t>
+      </w:r>
+    </w:p>
+    <w:p>
+      <w:pPr>
+        <w:spacing w:after="0" w:line="240" w:lineRule="auto"/>
+        <w:rPr>
+          <w:rFonts w:ascii="Times New Roman" w:eastAsia="Times New Roman" w:hAnsi="Times New Roman" w:cs="Times New Roman"/>
+          <w:color w:val="1F1F1F"/>
+          <w:sz w:val="24"/>
+          <w:szCs w:val="24"/>
+          <w:bdr w:val="none" w:sz="0" w:space="0" w:color="auto" w:frame="1"/>
+          <w:lang w:eastAsia="es-AR"/>
+        </w:rPr>
+      </w:pPr>
+      <w:r>
+        <w:rPr>
+          <w:rFonts w:ascii="Times New Roman" w:eastAsia="Times New Roman" w:hAnsi="Times New Roman" w:cs="Times New Roman"/>
+          <w:color w:val="1F1F1F"/>
+          <w:sz w:val="24"/>
+          <w:szCs w:val="24"/>
+          <w:bdr w:val="none" w:sz="0" w:space="0" w:color="auto" w:frame="1"/>
+          <w:lang w:eastAsia="es-AR"/>
+        </w:rPr>
+        <w:t xml:space="preserve">Mientras su familia y la comunidad del Colegio Divina Pastora rezaban una novena al beato Faustino </w:t>
+      </w:r>
+      <w:proofErr w:type="spellStart"/>
+      <w:r>
+        <w:rPr>
+          <w:rFonts w:ascii="Times New Roman" w:eastAsia="Times New Roman" w:hAnsi="Times New Roman" w:cs="Times New Roman"/>
+          <w:color w:val="1F1F1F"/>
+          <w:sz w:val="24"/>
+          <w:szCs w:val="24"/>
+          <w:bdr w:val="none" w:sz="0" w:space="0" w:color="auto" w:frame="1"/>
+          <w:lang w:eastAsia="es-AR"/>
+        </w:rPr>
+        <w:t>Míguez</w:t>
+      </w:r>
+      <w:proofErr w:type="spellEnd"/>
+      <w:r>
+        <w:rPr>
+          <w:rFonts w:ascii="Times New Roman" w:eastAsia="Times New Roman" w:hAnsi="Times New Roman" w:cs="Times New Roman"/>
+          <w:color w:val="1F1F1F"/>
+          <w:sz w:val="24"/>
+          <w:szCs w:val="24"/>
+          <w:bdr w:val="none" w:sz="0" w:space="0" w:color="auto" w:frame="1"/>
+          <w:lang w:eastAsia="es-AR"/>
+        </w:rPr>
+        <w:t xml:space="preserve"> y llevaban una reliquia al hospital, Verónica comenzó a recuperarse inesperadamente. La hemorragia cesó, sus análisis se normalizaron y el daño cerebral desapareció por completo. Se recuperó sin secuelas. La Santa Sede reconoció este hecho como un milagro atribuido a la intercesión de Faustino </w:t>
+      </w:r>
+      <w:proofErr w:type="spellStart"/>
+      <w:r>
+        <w:rPr>
+          <w:rFonts w:ascii="Times New Roman" w:eastAsia="Times New Roman" w:hAnsi="Times New Roman" w:cs="Times New Roman"/>
+          <w:color w:val="1F1F1F"/>
+          <w:sz w:val="24"/>
+          <w:szCs w:val="24"/>
+          <w:bdr w:val="none" w:sz="0" w:space="0" w:color="auto" w:frame="1"/>
+          <w:lang w:eastAsia="es-AR"/>
+        </w:rPr>
+        <w:t>Míguez</w:t>
+      </w:r>
+      <w:proofErr w:type="spellEnd"/>
+      <w:r>
+        <w:rPr>
+          <w:rFonts w:ascii="Times New Roman" w:eastAsia="Times New Roman" w:hAnsi="Times New Roman" w:cs="Times New Roman"/>
+          <w:color w:val="1F1F1F"/>
+          <w:sz w:val="24"/>
+          <w:szCs w:val="24"/>
+          <w:bdr w:val="none" w:sz="0" w:space="0" w:color="auto" w:frame="1"/>
+          <w:lang w:eastAsia="es-AR"/>
+        </w:rPr>
+        <w:t>.</w:t>
       </w:r>
     </w:p>
     <w:p>
@@ -434,6 +627,81 @@
           <w:ilvl w:val="0"/>
           <w:numId w:val="1"/>
         </w:numPr>
+        <w:spacing w:after="0" w:line="240" w:lineRule="auto"/>
+        <w:ind w:left="0" w:hanging="357"/>
+        <w:rPr>
+          <w:rFonts w:ascii="Times New Roman" w:eastAsia="Times New Roman" w:hAnsi="Times New Roman" w:cs="Times New Roman"/>
+          <w:color w:val="1F1F1F"/>
+          <w:sz w:val="24"/>
+          <w:szCs w:val="24"/>
+          <w:lang w:eastAsia="es-AR"/>
+        </w:rPr>
+      </w:pPr>
+      <w:r>
+        <w:rPr>
+          <w:rFonts w:ascii="Times New Roman" w:eastAsia="Times New Roman" w:hAnsi="Times New Roman" w:cs="Times New Roman"/>
+          <w:b/>
+          <w:bCs/>
+          <w:color w:val="1F1F1F"/>
+          <w:sz w:val="24"/>
+          <w:szCs w:val="24"/>
+          <w:bdr w:val="none" w:sz="0" w:space="0" w:color="auto" w:frame="1"/>
+          <w:lang w:eastAsia="es-AR"/>
+        </w:rPr>
+        <w:t>Fundación y Legado:</w:t>
+      </w:r>
+      <w:r>
+        <w:rPr>
+          <w:rFonts w:ascii="Times New Roman" w:eastAsia="Times New Roman" w:hAnsi="Times New Roman" w:cs="Times New Roman"/>
+          <w:color w:val="1F1F1F"/>
+          <w:sz w:val="24"/>
+          <w:szCs w:val="24"/>
+          <w:bdr w:val="none" w:sz="0" w:space="0" w:color="auto" w:frame="1"/>
+          <w:lang w:eastAsia="es-AR"/>
+        </w:rPr>
+        <w:t xml:space="preserve"> En Sanlúcar de Barrameda identificó el desamparo y la necesidad educativa de las niñas de la comunidad, lo que lo impulsó a fundar en 1885 la </w:t>
+      </w:r>
+      <w:r>
+        <w:rPr>
+          <w:rFonts w:ascii="Times New Roman" w:eastAsia="Times New Roman" w:hAnsi="Times New Roman" w:cs="Times New Roman"/>
+          <w:i/>
+          <w:iCs/>
+          <w:color w:val="1F1F1F"/>
+          <w:sz w:val="24"/>
+          <w:szCs w:val="24"/>
+          <w:bdr w:val="none" w:sz="0" w:space="0" w:color="auto" w:frame="1"/>
+          <w:lang w:eastAsia="es-AR"/>
+        </w:rPr>
+        <w:t>Congregación de las Hijas de la Divina Pastora</w:t>
+      </w:r>
+      <w:r>
+        <w:rPr>
+          <w:rFonts w:ascii="Times New Roman" w:eastAsia="Times New Roman" w:hAnsi="Times New Roman" w:cs="Times New Roman"/>
+          <w:color w:val="1F1F1F"/>
+          <w:sz w:val="24"/>
+          <w:szCs w:val="24"/>
+          <w:bdr w:val="none" w:sz="0" w:space="0" w:color="auto" w:frame="1"/>
+          <w:lang w:eastAsia="es-AR"/>
+        </w:rPr>
+        <w:t xml:space="preserve"> (Instituto Calasancio), dedicada a la educación integral de la infancia y promoción de la mujer.</w:t>
+      </w:r>
+      <w:r>
+        <w:rPr>
+          <w:rFonts w:ascii="Times New Roman" w:eastAsia="Times New Roman" w:hAnsi="Times New Roman" w:cs="Times New Roman"/>
+          <w:color w:val="1F1F1F"/>
+          <w:sz w:val="24"/>
+          <w:szCs w:val="24"/>
+          <w:lang w:eastAsia="es-AR"/>
+        </w:rPr>
+        <w:t xml:space="preserve"> </w:t>
+      </w:r>
+    </w:p>
+    <w:p>
+      <w:pPr>
+        <w:numPr>
+          <w:ilvl w:val="0"/>
+          <w:numId w:val="1"/>
+        </w:numPr>
         <w:spacing w:before="100" w:beforeAutospacing="1" w:after="0" w:line="240" w:lineRule="auto"/>
         <w:ind w:left="0"/>
         <w:rPr>
@@ -478,6 +746,8 @@
         </w:rPr>
         <w:t xml:space="preserve"> </w:t>
       </w:r>
+      <w:bookmarkStart w:id="0" w:name="_GoBack"/>
+      <w:bookmarkEnd w:id="0"/>
     </w:p>
     <w:p>
       <w:pPr>
@@ -591,7 +861,35 @@
           <w:bdr w:val="none" w:sz="0" w:space="0" w:color="auto" w:frame="1"/>
           <w:lang w:eastAsia="es-AR"/>
         </w:rPr>
-        <w:t>Encabezado (Header):</w:t>
+        <w:t>Encabezado (</w:t>
+      </w:r>
+      <w:proofErr w:type="spellStart"/>
+      <w:r>
+        <w:rPr>
+          <w:rFonts w:ascii="Times New Roman" w:eastAsia="Times New Roman" w:hAnsi="Times New Roman" w:cs="Times New Roman"/>
+          <w:b/>
+          <w:bCs/>
+          <w:color w:val="1F1F1F"/>
+          <w:sz w:val="24"/>
+          <w:szCs w:val="24"/>
+          <w:bdr w:val="none" w:sz="0" w:space="0" w:color="auto" w:frame="1"/>
+          <w:lang w:eastAsia="es-AR"/>
+        </w:rPr>
+        <w:t>Header</w:t>
+      </w:r>
+      <w:proofErr w:type="spellEnd"/>
+      <w:r>
+        <w:rPr>
+          <w:rFonts w:ascii="Times New Roman" w:eastAsia="Times New Roman" w:hAnsi="Times New Roman" w:cs="Times New Roman"/>
+          <w:b/>
+          <w:bCs/>
+          <w:color w:val="1F1F1F"/>
+          <w:sz w:val="24"/>
+          <w:szCs w:val="24"/>
+          <w:bdr w:val="none" w:sz="0" w:space="0" w:color="auto" w:frame="1"/>
+          <w:lang w:eastAsia="es-AR"/>
+        </w:rPr>
+        <w:t>):</w:t>
       </w:r>
       <w:r>
         <w:rPr>
@@ -641,7 +939,35 @@
           <w:bdr w:val="none" w:sz="0" w:space="0" w:color="auto" w:frame="1"/>
           <w:lang w:eastAsia="es-AR"/>
         </w:rPr>
-        <w:t>San Faustino Míguez: Ciencia, Fe y Educación</w:t>
+        <w:t xml:space="preserve">San Faustino </w:t>
+      </w:r>
+      <w:proofErr w:type="spellStart"/>
+      <w:r>
+        <w:rPr>
+          <w:rFonts w:ascii="Times New Roman" w:eastAsia="Times New Roman" w:hAnsi="Times New Roman" w:cs="Times New Roman"/>
+          <w:i/>
+          <w:iCs/>
+          <w:color w:val="1F1F1F"/>
+          <w:sz w:val="24"/>
+          <w:szCs w:val="24"/>
+          <w:bdr w:val="none" w:sz="0" w:space="0" w:color="auto" w:frame="1"/>
+          <w:lang w:eastAsia="es-AR"/>
+        </w:rPr>
+        <w:t>Míguez</w:t>
+      </w:r>
+      <w:proofErr w:type="spellEnd"/>
+      <w:r>
+        <w:rPr>
+          <w:rFonts w:ascii="Times New Roman" w:eastAsia="Times New Roman" w:hAnsi="Times New Roman" w:cs="Times New Roman"/>
+          <w:i/>
+          <w:iCs/>
+          <w:color w:val="1F1F1F"/>
+          <w:sz w:val="24"/>
+          <w:szCs w:val="24"/>
+          <w:bdr w:val="none" w:sz="0" w:space="0" w:color="auto" w:frame="1"/>
+          <w:lang w:eastAsia="es-AR"/>
+        </w:rPr>
+        <w:t>: Ciencia, Fe y Educación</w:t>
       </w:r>
       <w:r>
         <w:rPr>
@@ -819,7 +1145,31 @@
           <w:bdr w:val="none" w:sz="0" w:space="0" w:color="auto" w:frame="1"/>
           <w:lang w:eastAsia="es-AR"/>
         </w:rPr>
-        <w:t>Galería visual con imágenes de sus lugares de misión (Xamirás, Madrid, Cuba, El Escorial).</w:t>
+        <w:t>Galería visual con imágenes de sus lugares de misión (</w:t>
+      </w:r>
+      <w:proofErr w:type="spellStart"/>
+      <w:r>
+        <w:rPr>
+          <w:rFonts w:ascii="Times New Roman" w:eastAsia="Times New Roman" w:hAnsi="Times New Roman" w:cs="Times New Roman"/>
+          <w:color w:val="1F1F1F"/>
+          <w:sz w:val="24"/>
+          <w:szCs w:val="24"/>
+          <w:bdr w:val="none" w:sz="0" w:space="0" w:color="auto" w:frame="1"/>
+          <w:lang w:eastAsia="es-AR"/>
+        </w:rPr>
+        <w:t>Xamirás</w:t>
+      </w:r>
+      <w:proofErr w:type="spellEnd"/>
+      <w:r>
+        <w:rPr>
+          <w:rFonts w:ascii="Times New Roman" w:eastAsia="Times New Roman" w:hAnsi="Times New Roman" w:cs="Times New Roman"/>
+          <w:color w:val="1F1F1F"/>
+          <w:sz w:val="24"/>
+          <w:szCs w:val="24"/>
+          <w:bdr w:val="none" w:sz="0" w:space="0" w:color="auto" w:frame="1"/>
+          <w:lang w:eastAsia="es-AR"/>
+        </w:rPr>
+        <w:t>, Madrid, Cuba, El Escorial).</w:t>
       </w:r>
       <w:r>
         <w:rPr>
@@ -871,7 +1221,6 @@
           <w:bdr w:val="none" w:sz="0" w:space="0" w:color="auto" w:frame="1"/>
           <w:lang w:eastAsia="es-AR"/>
         </w:rPr>
-        <w:lastRenderedPageBreak/>
         <w:t>Sección 2: El Sacerdote Científico (Aportes Botánicos)</w:t>
       </w:r>
     </w:p>
@@ -1160,7 +1509,31 @@
           <w:bdr w:val="none" w:sz="0" w:space="0" w:color="auto" w:frame="1"/>
           <w:lang w:eastAsia="es-AR"/>
         </w:rPr>
-        <w:t>Área destinada para la trivia/evaluación con JavaScript sobre su vida y obra.</w:t>
+        <w:t xml:space="preserve">Área destinada para la </w:t>
+      </w:r>
+      <w:proofErr w:type="spellStart"/>
+      <w:r>
+        <w:rPr>
+          <w:rFonts w:ascii="Times New Roman" w:eastAsia="Times New Roman" w:hAnsi="Times New Roman" w:cs="Times New Roman"/>
+          <w:color w:val="1F1F1F"/>
+          <w:sz w:val="24"/>
+          <w:szCs w:val="24"/>
+          <w:bdr w:val="none" w:sz="0" w:space="0" w:color="auto" w:frame="1"/>
+          <w:lang w:eastAsia="es-AR"/>
+        </w:rPr>
+        <w:t>trivia</w:t>
+      </w:r>
+      <w:proofErr w:type="spellEnd"/>
+      <w:r>
+        <w:rPr>
+          <w:rFonts w:ascii="Times New Roman" w:eastAsia="Times New Roman" w:hAnsi="Times New Roman" w:cs="Times New Roman"/>
+          <w:color w:val="1F1F1F"/>
+          <w:sz w:val="24"/>
+          <w:szCs w:val="24"/>
+          <w:bdr w:val="none" w:sz="0" w:space="0" w:color="auto" w:frame="1"/>
+          <w:lang w:eastAsia="es-AR"/>
+        </w:rPr>
+        <w:t>/evaluación con JavaScript sobre su vida y obra.</w:t>
       </w:r>
       <w:r>
         <w:rPr>
@@ -1311,18 +1684,55 @@
           <w:bdr w:val="none" w:sz="0" w:space="0" w:color="auto" w:frame="1"/>
           <w:lang w:eastAsia="es-AR"/>
         </w:rPr>
-        <w:t>Matías Cabaleiro</w:t>
-      </w:r>
-      <w:r>
-        <w:rPr>
-          <w:rFonts w:ascii="Times New Roman" w:eastAsia="Times New Roman" w:hAnsi="Times New Roman" w:cs="Times New Roman"/>
-          <w:color w:val="1F1F1F"/>
-          <w:sz w:val="24"/>
-          <w:szCs w:val="24"/>
-          <w:bdr w:val="none" w:sz="0" w:space="0" w:color="auto" w:frame="1"/>
-          <w:lang w:eastAsia="es-AR"/>
-        </w:rPr>
-        <w:t xml:space="preserve">- 3.º </w:t>
+        <w:t xml:space="preserve">Matías </w:t>
+      </w:r>
+      <w:proofErr w:type="spellStart"/>
+      <w:r>
+        <w:rPr>
+          <w:rFonts w:ascii="Times New Roman" w:eastAsia="Times New Roman" w:hAnsi="Times New Roman" w:cs="Times New Roman"/>
+          <w:color w:val="1F1F1F"/>
+          <w:sz w:val="24"/>
+          <w:szCs w:val="24"/>
+          <w:bdr w:val="none" w:sz="0" w:space="0" w:color="auto" w:frame="1"/>
+          <w:lang w:eastAsia="es-AR"/>
+        </w:rPr>
+        <w:t>Cabaleiro</w:t>
+      </w:r>
+      <w:proofErr w:type="spellEnd"/>
+      <w:r>
+        <w:rPr>
+          <w:rFonts w:ascii="Times New Roman" w:eastAsia="Times New Roman" w:hAnsi="Times New Roman" w:cs="Times New Roman"/>
+          <w:color w:val="1F1F1F"/>
+          <w:sz w:val="24"/>
+          <w:szCs w:val="24"/>
+          <w:bdr w:val="none" w:sz="0" w:space="0" w:color="auto" w:frame="1"/>
+          <w:lang w:eastAsia="es-AR"/>
+        </w:rPr>
+        <w:t>- 3</w:t>
+      </w:r>
+      <w:proofErr w:type="gramStart"/>
+      <w:r>
+        <w:rPr>
+          <w:rFonts w:ascii="Times New Roman" w:eastAsia="Times New Roman" w:hAnsi="Times New Roman" w:cs="Times New Roman"/>
+          <w:color w:val="1F1F1F"/>
+          <w:sz w:val="24"/>
+          <w:szCs w:val="24"/>
+          <w:bdr w:val="none" w:sz="0" w:space="0" w:color="auto" w:frame="1"/>
+          <w:lang w:eastAsia="es-AR"/>
+        </w:rPr>
+        <w:t>.º</w:t>
+      </w:r>
+      <w:proofErr w:type="gramEnd"/>
+      <w:r>
+        <w:rPr>
+          <w:rFonts w:ascii="Times New Roman" w:eastAsia="Times New Roman" w:hAnsi="Times New Roman" w:cs="Times New Roman"/>
+          <w:color w:val="1F1F1F"/>
+          <w:sz w:val="24"/>
+          <w:szCs w:val="24"/>
+          <w:bdr w:val="none" w:sz="0" w:space="0" w:color="auto" w:frame="1"/>
+          <w:lang w:eastAsia="es-AR"/>
+        </w:rPr>
+        <w:t xml:space="preserve"> </w:t>
       </w:r>
       <w:r>
         <w:rPr>
@@ -1450,7 +1860,35 @@
           <w:bdr w:val="none" w:sz="0" w:space="0" w:color="auto" w:frame="1"/>
           <w:lang w:eastAsia="es-AR"/>
         </w:rPr>
-        <w:t>| [Inicio]  [Biografía]  [Ciencia &amp; Botánica]  [Fundación]  [Quiz]                      |</w:t>
+        <w:t>| [Inicio]  [Biografía]  [Ciencia &amp; Botánica]  [Fundación]  [</w:t>
+      </w:r>
+      <w:proofErr w:type="spellStart"/>
+      <w:r>
+        <w:rPr>
+          <w:rFonts w:ascii="Times New Roman" w:eastAsia="Times New Roman" w:hAnsi="Times New Roman" w:cs="Times New Roman"/>
+          <w:b/>
+          <w:bCs/>
+          <w:color w:val="1F1F1F"/>
+          <w:sz w:val="27"/>
+          <w:szCs w:val="27"/>
+          <w:bdr w:val="none" w:sz="0" w:space="0" w:color="auto" w:frame="1"/>
+          <w:lang w:eastAsia="es-AR"/>
+        </w:rPr>
+        <w:t>Quiz</w:t>
+      </w:r>
+      <w:proofErr w:type="spellEnd"/>
+      <w:r>
+        <w:rPr>
+          <w:rFonts w:ascii="Times New Roman" w:eastAsia="Times New Roman" w:hAnsi="Times New Roman" w:cs="Times New Roman"/>
+          <w:b/>
+          <w:bCs/>
+          <w:color w:val="1F1F1F"/>
+          <w:sz w:val="27"/>
+          <w:szCs w:val="27"/>
+          <w:bdr w:val="none" w:sz="0" w:space="0" w:color="auto" w:frame="1"/>
+          <w:lang w:eastAsia="es-AR"/>
+        </w:rPr>
+        <w:t>]                      |</w:t>
       </w:r>
     </w:p>
     <w:p>
@@ -1562,6 +2000,7 @@
           <w:bdr w:val="none" w:sz="0" w:space="0" w:color="auto" w:frame="1"/>
           <w:lang w:eastAsia="es-AR"/>
         </w:rPr>
+        <w:lastRenderedPageBreak/>
         <w:t xml:space="preserve">|  "Educador, </w:t>
       </w:r>
       <w:r>
@@ -1700,7 +2139,623 @@
           <w:bdr w:val="none" w:sz="0" w:space="0" w:color="auto" w:frame="1"/>
           <w:lang w:eastAsia="es-AR"/>
         </w:rPr>
+        <w:t>|                                                                                       |</w:t>
+      </w:r>
+    </w:p>
+    <w:p>
+      <w:pPr>
+        <w:spacing w:before="100" w:beforeAutospacing="1" w:after="0" w:line="240" w:lineRule="auto"/>
+        <w:rPr>
+          <w:rFonts w:ascii="Times New Roman" w:eastAsia="Times New Roman" w:hAnsi="Times New Roman" w:cs="Times New Roman"/>
+          <w:b/>
+          <w:bCs/>
+          <w:color w:val="1F1F1F"/>
+          <w:sz w:val="27"/>
+          <w:szCs w:val="27"/>
+          <w:bdr w:val="none" w:sz="0" w:space="0" w:color="auto" w:frame="1"/>
+          <w:lang w:eastAsia="es-AR"/>
+        </w:rPr>
+      </w:pPr>
+      <w:r>
+        <w:rPr>
+          <w:rFonts w:ascii="Times New Roman" w:eastAsia="Times New Roman" w:hAnsi="Times New Roman" w:cs="Times New Roman"/>
+          <w:b/>
+          <w:bCs/>
+          <w:color w:val="1F1F1F"/>
+          <w:sz w:val="27"/>
+          <w:szCs w:val="27"/>
+          <w:bdr w:val="none" w:sz="0" w:space="0" w:color="auto" w:frame="1"/>
+          <w:lang w:eastAsia="es-AR"/>
+        </w:rPr>
+        <w:t>|  SECCIÓN 1: BIOGRAFÍA                                                                 |</w:t>
+      </w:r>
+    </w:p>
+    <w:p>
+      <w:pPr>
+        <w:spacing w:before="100" w:beforeAutospacing="1" w:after="0" w:line="240" w:lineRule="auto"/>
+        <w:rPr>
+          <w:rFonts w:ascii="Times New Roman" w:eastAsia="Times New Roman" w:hAnsi="Times New Roman" w:cs="Times New Roman"/>
+          <w:b/>
+          <w:bCs/>
+          <w:color w:val="1F1F1F"/>
+          <w:sz w:val="27"/>
+          <w:szCs w:val="27"/>
+          <w:bdr w:val="none" w:sz="0" w:space="0" w:color="auto" w:frame="1"/>
+          <w:lang w:eastAsia="es-AR"/>
+        </w:rPr>
+      </w:pPr>
+      <w:r>
+        <w:rPr>
+          <w:rFonts w:ascii="Times New Roman" w:eastAsia="Times New Roman" w:hAnsi="Times New Roman" w:cs="Times New Roman"/>
+          <w:b/>
+          <w:bCs/>
+          <w:color w:val="1F1F1F"/>
+          <w:sz w:val="27"/>
+          <w:szCs w:val="27"/>
+          <w:bdr w:val="none" w:sz="0" w:space="0" w:color="auto" w:frame="1"/>
+          <w:lang w:eastAsia="es-AR"/>
+        </w:rPr>
+        <w:t>|  [Texto resumen de su vida]        [Imagen: Retrato San Faustino]                     |</w:t>
+      </w:r>
+    </w:p>
+    <w:p>
+      <w:pPr>
+        <w:spacing w:before="100" w:beforeAutospacing="1" w:after="0" w:line="240" w:lineRule="auto"/>
+        <w:rPr>
+          <w:rFonts w:ascii="Times New Roman" w:eastAsia="Times New Roman" w:hAnsi="Times New Roman" w:cs="Times New Roman"/>
+          <w:b/>
+          <w:bCs/>
+          <w:color w:val="1F1F1F"/>
+          <w:sz w:val="27"/>
+          <w:szCs w:val="27"/>
+          <w:bdr w:val="none" w:sz="0" w:space="0" w:color="auto" w:frame="1"/>
+          <w:lang w:eastAsia="es-AR"/>
+        </w:rPr>
+      </w:pPr>
+      <w:r>
+        <w:rPr>
+          <w:rFonts w:ascii="Times New Roman" w:eastAsia="Times New Roman" w:hAnsi="Times New Roman" w:cs="Times New Roman"/>
+          <w:b/>
+          <w:bCs/>
+          <w:color w:val="1F1F1F"/>
+          <w:sz w:val="27"/>
+          <w:szCs w:val="27"/>
+          <w:bdr w:val="none" w:sz="0" w:space="0" w:color="auto" w:frame="1"/>
+          <w:lang w:eastAsia="es-AR"/>
+        </w:rPr>
+        <w:t>|                                                                                       |</w:t>
+      </w:r>
+    </w:p>
+    <w:p>
+      <w:pPr>
+        <w:spacing w:before="100" w:beforeAutospacing="1" w:after="0" w:line="240" w:lineRule="auto"/>
+        <w:rPr>
+          <w:rFonts w:ascii="Times New Roman" w:eastAsia="Times New Roman" w:hAnsi="Times New Roman" w:cs="Times New Roman"/>
+          <w:b/>
+          <w:bCs/>
+          <w:color w:val="1F1F1F"/>
+          <w:sz w:val="27"/>
+          <w:szCs w:val="27"/>
+          <w:bdr w:val="none" w:sz="0" w:space="0" w:color="auto" w:frame="1"/>
+          <w:lang w:eastAsia="es-AR"/>
+        </w:rPr>
+      </w:pPr>
+      <w:r>
+        <w:rPr>
+          <w:rFonts w:ascii="Times New Roman" w:eastAsia="Times New Roman" w:hAnsi="Times New Roman" w:cs="Times New Roman"/>
+          <w:b/>
+          <w:bCs/>
+          <w:color w:val="1F1F1F"/>
+          <w:sz w:val="27"/>
+          <w:szCs w:val="27"/>
+          <w:bdr w:val="none" w:sz="0" w:space="0" w:color="auto" w:frame="1"/>
+          <w:lang w:eastAsia="es-AR"/>
+        </w:rPr>
+        <w:t>+---------------------------------------------------------------------------------------+</w:t>
+      </w:r>
+    </w:p>
+    <w:p>
+      <w:pPr>
+        <w:spacing w:before="100" w:beforeAutospacing="1" w:after="0" w:line="240" w:lineRule="auto"/>
+        <w:rPr>
+          <w:rFonts w:ascii="Times New Roman" w:eastAsia="Times New Roman" w:hAnsi="Times New Roman" w:cs="Times New Roman"/>
+          <w:b/>
+          <w:bCs/>
+          <w:color w:val="1F1F1F"/>
+          <w:sz w:val="27"/>
+          <w:szCs w:val="27"/>
+          <w:bdr w:val="none" w:sz="0" w:space="0" w:color="auto" w:frame="1"/>
+          <w:lang w:eastAsia="es-AR"/>
+        </w:rPr>
+      </w:pPr>
+      <w:r>
+        <w:rPr>
+          <w:rFonts w:ascii="Times New Roman" w:eastAsia="Times New Roman" w:hAnsi="Times New Roman" w:cs="Times New Roman"/>
+          <w:b/>
+          <w:bCs/>
+          <w:color w:val="1F1F1F"/>
+          <w:sz w:val="27"/>
+          <w:szCs w:val="27"/>
+          <w:bdr w:val="none" w:sz="0" w:space="0" w:color="auto" w:frame="1"/>
+          <w:lang w:eastAsia="es-AR"/>
+        </w:rPr>
+        <w:t>|                                                                                       |</w:t>
+      </w:r>
+    </w:p>
+    <w:p>
+      <w:pPr>
+        <w:spacing w:before="100" w:beforeAutospacing="1" w:after="0" w:line="240" w:lineRule="auto"/>
+        <w:rPr>
+          <w:rFonts w:ascii="Times New Roman" w:eastAsia="Times New Roman" w:hAnsi="Times New Roman" w:cs="Times New Roman"/>
+          <w:b/>
+          <w:bCs/>
+          <w:color w:val="1F1F1F"/>
+          <w:sz w:val="27"/>
+          <w:szCs w:val="27"/>
+          <w:bdr w:val="none" w:sz="0" w:space="0" w:color="auto" w:frame="1"/>
+          <w:lang w:eastAsia="es-AR"/>
+        </w:rPr>
+      </w:pPr>
+      <w:r>
+        <w:rPr>
+          <w:rFonts w:ascii="Times New Roman" w:eastAsia="Times New Roman" w:hAnsi="Times New Roman" w:cs="Times New Roman"/>
+          <w:b/>
+          <w:bCs/>
+          <w:color w:val="1F1F1F"/>
+          <w:sz w:val="27"/>
+          <w:szCs w:val="27"/>
+          <w:bdr w:val="none" w:sz="0" w:space="0" w:color="auto" w:frame="1"/>
+          <w:lang w:eastAsia="es-AR"/>
+        </w:rPr>
+        <w:t>|  SECCIÓN 2: LA BOTÁNICA Y EL SERVICIO                                                 |</w:t>
+      </w:r>
+    </w:p>
+    <w:p>
+      <w:pPr>
+        <w:spacing w:before="100" w:beforeAutospacing="1" w:after="0" w:line="240" w:lineRule="auto"/>
+        <w:rPr>
+          <w:rFonts w:ascii="Times New Roman" w:eastAsia="Times New Roman" w:hAnsi="Times New Roman" w:cs="Times New Roman"/>
+          <w:b/>
+          <w:bCs/>
+          <w:color w:val="1F1F1F"/>
+          <w:sz w:val="27"/>
+          <w:szCs w:val="27"/>
+          <w:bdr w:val="none" w:sz="0" w:space="0" w:color="auto" w:frame="1"/>
+          <w:lang w:eastAsia="es-AR"/>
+        </w:rPr>
+      </w:pPr>
+      <w:r>
+        <w:rPr>
+          <w:rFonts w:ascii="Times New Roman" w:eastAsia="Times New Roman" w:hAnsi="Times New Roman" w:cs="Times New Roman"/>
+          <w:b/>
+          <w:bCs/>
+          <w:color w:val="1F1F1F"/>
+          <w:sz w:val="27"/>
+          <w:szCs w:val="27"/>
+          <w:bdr w:val="none" w:sz="0" w:space="0" w:color="auto" w:frame="1"/>
+          <w:lang w:eastAsia="es-AR"/>
+        </w:rPr>
+        <w:t>|  [</w:t>
+      </w:r>
+      <w:proofErr w:type="spellStart"/>
+      <w:r>
+        <w:rPr>
+          <w:rFonts w:ascii="Times New Roman" w:eastAsia="Times New Roman" w:hAnsi="Times New Roman" w:cs="Times New Roman"/>
+          <w:b/>
+          <w:bCs/>
+          <w:color w:val="1F1F1F"/>
+          <w:sz w:val="27"/>
+          <w:szCs w:val="27"/>
+          <w:bdr w:val="none" w:sz="0" w:space="0" w:color="auto" w:frame="1"/>
+          <w:lang w:eastAsia="es-AR"/>
+        </w:rPr>
+        <w:t>Card</w:t>
+      </w:r>
+      <w:proofErr w:type="spellEnd"/>
+      <w:r>
+        <w:rPr>
+          <w:rFonts w:ascii="Times New Roman" w:eastAsia="Times New Roman" w:hAnsi="Times New Roman" w:cs="Times New Roman"/>
+          <w:b/>
+          <w:bCs/>
+          <w:color w:val="1F1F1F"/>
+          <w:sz w:val="27"/>
+          <w:szCs w:val="27"/>
+          <w:bdr w:val="none" w:sz="0" w:space="0" w:color="auto" w:frame="1"/>
+          <w:lang w:eastAsia="es-AR"/>
+        </w:rPr>
+        <w:t xml:space="preserve"> 1: Cuba]     [</w:t>
+      </w:r>
+      <w:proofErr w:type="spellStart"/>
+      <w:r>
+        <w:rPr>
+          <w:rFonts w:ascii="Times New Roman" w:eastAsia="Times New Roman" w:hAnsi="Times New Roman" w:cs="Times New Roman"/>
+          <w:b/>
+          <w:bCs/>
+          <w:color w:val="1F1F1F"/>
+          <w:sz w:val="27"/>
+          <w:szCs w:val="27"/>
+          <w:bdr w:val="none" w:sz="0" w:space="0" w:color="auto" w:frame="1"/>
+          <w:lang w:eastAsia="es-AR"/>
+        </w:rPr>
+        <w:t>Card</w:t>
+      </w:r>
+      <w:proofErr w:type="spellEnd"/>
+      <w:r>
+        <w:rPr>
+          <w:rFonts w:ascii="Times New Roman" w:eastAsia="Times New Roman" w:hAnsi="Times New Roman" w:cs="Times New Roman"/>
+          <w:b/>
+          <w:bCs/>
+          <w:color w:val="1F1F1F"/>
+          <w:sz w:val="27"/>
+          <w:szCs w:val="27"/>
+          <w:bdr w:val="none" w:sz="0" w:space="0" w:color="auto" w:frame="1"/>
+          <w:lang w:eastAsia="es-AR"/>
+        </w:rPr>
+        <w:t xml:space="preserve"> 2: El Escorial]     [</w:t>
+      </w:r>
+      <w:proofErr w:type="spellStart"/>
+      <w:r>
+        <w:rPr>
+          <w:rFonts w:ascii="Times New Roman" w:eastAsia="Times New Roman" w:hAnsi="Times New Roman" w:cs="Times New Roman"/>
+          <w:b/>
+          <w:bCs/>
+          <w:color w:val="1F1F1F"/>
+          <w:sz w:val="27"/>
+          <w:szCs w:val="27"/>
+          <w:bdr w:val="none" w:sz="0" w:space="0" w:color="auto" w:frame="1"/>
+          <w:lang w:eastAsia="es-AR"/>
+        </w:rPr>
+        <w:t>Card</w:t>
+      </w:r>
+      <w:proofErr w:type="spellEnd"/>
+      <w:r>
+        <w:rPr>
+          <w:rFonts w:ascii="Times New Roman" w:eastAsia="Times New Roman" w:hAnsi="Times New Roman" w:cs="Times New Roman"/>
+          <w:b/>
+          <w:bCs/>
+          <w:color w:val="1F1F1F"/>
+          <w:sz w:val="27"/>
+          <w:szCs w:val="27"/>
+          <w:bdr w:val="none" w:sz="0" w:space="0" w:color="auto" w:frame="1"/>
+          <w:lang w:eastAsia="es-AR"/>
+        </w:rPr>
+        <w:t xml:space="preserve"> 3: Remedios]                    |</w:t>
+      </w:r>
+    </w:p>
+    <w:p>
+      <w:pPr>
+        <w:spacing w:before="100" w:beforeAutospacing="1" w:after="0" w:line="240" w:lineRule="auto"/>
+        <w:rPr>
+          <w:rFonts w:ascii="Times New Roman" w:eastAsia="Times New Roman" w:hAnsi="Times New Roman" w:cs="Times New Roman"/>
+          <w:b/>
+          <w:bCs/>
+          <w:color w:val="1F1F1F"/>
+          <w:sz w:val="27"/>
+          <w:szCs w:val="27"/>
+          <w:bdr w:val="none" w:sz="0" w:space="0" w:color="auto" w:frame="1"/>
+          <w:lang w:eastAsia="es-AR"/>
+        </w:rPr>
+      </w:pPr>
+      <w:r>
+        <w:rPr>
+          <w:rFonts w:ascii="Times New Roman" w:eastAsia="Times New Roman" w:hAnsi="Times New Roman" w:cs="Times New Roman"/>
+          <w:b/>
+          <w:bCs/>
+          <w:color w:val="1F1F1F"/>
+          <w:sz w:val="27"/>
+          <w:szCs w:val="27"/>
+          <w:bdr w:val="none" w:sz="0" w:space="0" w:color="auto" w:frame="1"/>
+          <w:lang w:eastAsia="es-AR"/>
+        </w:rPr>
+        <w:t>|                                                                                       |</w:t>
+      </w:r>
+    </w:p>
+    <w:p>
+      <w:pPr>
+        <w:spacing w:before="100" w:beforeAutospacing="1" w:after="0" w:line="240" w:lineRule="auto"/>
+        <w:rPr>
+          <w:rFonts w:ascii="Times New Roman" w:eastAsia="Times New Roman" w:hAnsi="Times New Roman" w:cs="Times New Roman"/>
+          <w:b/>
+          <w:bCs/>
+          <w:color w:val="1F1F1F"/>
+          <w:sz w:val="27"/>
+          <w:szCs w:val="27"/>
+          <w:bdr w:val="none" w:sz="0" w:space="0" w:color="auto" w:frame="1"/>
+          <w:lang w:eastAsia="es-AR"/>
+        </w:rPr>
+      </w:pPr>
+      <w:r>
+        <w:rPr>
+          <w:rFonts w:ascii="Times New Roman" w:eastAsia="Times New Roman" w:hAnsi="Times New Roman" w:cs="Times New Roman"/>
+          <w:b/>
+          <w:bCs/>
+          <w:color w:val="1F1F1F"/>
+          <w:sz w:val="27"/>
+          <w:szCs w:val="27"/>
+          <w:bdr w:val="none" w:sz="0" w:space="0" w:color="auto" w:frame="1"/>
+          <w:lang w:eastAsia="es-AR"/>
+        </w:rPr>
+        <w:t>+---------------------------------------------------------------------------------------+</w:t>
+      </w:r>
+    </w:p>
+    <w:p>
+      <w:pPr>
+        <w:spacing w:before="100" w:beforeAutospacing="1" w:after="0" w:line="240" w:lineRule="auto"/>
+        <w:rPr>
+          <w:rFonts w:ascii="Times New Roman" w:eastAsia="Times New Roman" w:hAnsi="Times New Roman" w:cs="Times New Roman"/>
+          <w:b/>
+          <w:bCs/>
+          <w:color w:val="1F1F1F"/>
+          <w:sz w:val="27"/>
+          <w:szCs w:val="27"/>
+          <w:bdr w:val="none" w:sz="0" w:space="0" w:color="auto" w:frame="1"/>
+          <w:lang w:eastAsia="es-AR"/>
+        </w:rPr>
+      </w:pPr>
+      <w:r>
+        <w:rPr>
+          <w:rFonts w:ascii="Times New Roman" w:eastAsia="Times New Roman" w:hAnsi="Times New Roman" w:cs="Times New Roman"/>
+          <w:b/>
+          <w:bCs/>
+          <w:color w:val="1F1F1F"/>
+          <w:sz w:val="27"/>
+          <w:szCs w:val="27"/>
+          <w:bdr w:val="none" w:sz="0" w:space="0" w:color="auto" w:frame="1"/>
+          <w:lang w:eastAsia="es-AR"/>
+        </w:rPr>
+        <w:t>|                                                                                       |</w:t>
+      </w:r>
+    </w:p>
+    <w:p>
+      <w:pPr>
+        <w:spacing w:before="100" w:beforeAutospacing="1" w:after="0" w:line="240" w:lineRule="auto"/>
+        <w:rPr>
+          <w:rFonts w:ascii="Times New Roman" w:eastAsia="Times New Roman" w:hAnsi="Times New Roman" w:cs="Times New Roman"/>
+          <w:b/>
+          <w:bCs/>
+          <w:color w:val="1F1F1F"/>
+          <w:sz w:val="27"/>
+          <w:szCs w:val="27"/>
+          <w:bdr w:val="none" w:sz="0" w:space="0" w:color="auto" w:frame="1"/>
+          <w:lang w:eastAsia="es-AR"/>
+        </w:rPr>
+      </w:pPr>
+      <w:r>
+        <w:rPr>
+          <w:rFonts w:ascii="Times New Roman" w:eastAsia="Times New Roman" w:hAnsi="Times New Roman" w:cs="Times New Roman"/>
+          <w:b/>
+          <w:bCs/>
+          <w:color w:val="1F1F1F"/>
+          <w:sz w:val="27"/>
+          <w:szCs w:val="27"/>
+          <w:bdr w:val="none" w:sz="0" w:space="0" w:color="auto" w:frame="1"/>
+          <w:lang w:eastAsia="es-AR"/>
+        </w:rPr>
+        <w:t>|  SECCIÓN 3: FUNDACIÓN DE LAS HIJAS DE LA DIVINA PASTORA                               |</w:t>
+      </w:r>
+    </w:p>
+    <w:p>
+      <w:pPr>
+        <w:spacing w:before="100" w:beforeAutospacing="1" w:after="0" w:line="240" w:lineRule="auto"/>
+        <w:rPr>
+          <w:rFonts w:ascii="Times New Roman" w:eastAsia="Times New Roman" w:hAnsi="Times New Roman" w:cs="Times New Roman"/>
+          <w:b/>
+          <w:bCs/>
+          <w:color w:val="1F1F1F"/>
+          <w:sz w:val="27"/>
+          <w:szCs w:val="27"/>
+          <w:bdr w:val="none" w:sz="0" w:space="0" w:color="auto" w:frame="1"/>
+          <w:lang w:eastAsia="es-AR"/>
+        </w:rPr>
+      </w:pPr>
+      <w:r>
+        <w:rPr>
+          <w:rFonts w:ascii="Times New Roman" w:eastAsia="Times New Roman" w:hAnsi="Times New Roman" w:cs="Times New Roman"/>
+          <w:b/>
+          <w:bCs/>
+          <w:color w:val="1F1F1F"/>
+          <w:sz w:val="27"/>
+          <w:szCs w:val="27"/>
+          <w:bdr w:val="none" w:sz="0" w:space="0" w:color="auto" w:frame="1"/>
+          <w:lang w:eastAsia="es-AR"/>
+        </w:rPr>
+        <w:t>|  [Línea de tiempo / Infografía de la promoción de la mujer]                           |</w:t>
+      </w:r>
+    </w:p>
+    <w:p>
+      <w:pPr>
+        <w:spacing w:before="100" w:beforeAutospacing="1" w:after="0" w:line="240" w:lineRule="auto"/>
+        <w:rPr>
+          <w:rFonts w:ascii="Times New Roman" w:eastAsia="Times New Roman" w:hAnsi="Times New Roman" w:cs="Times New Roman"/>
+          <w:b/>
+          <w:bCs/>
+          <w:color w:val="1F1F1F"/>
+          <w:sz w:val="27"/>
+          <w:szCs w:val="27"/>
+          <w:bdr w:val="none" w:sz="0" w:space="0" w:color="auto" w:frame="1"/>
+          <w:lang w:eastAsia="es-AR"/>
+        </w:rPr>
+      </w:pPr>
+      <w:r>
+        <w:rPr>
+          <w:rFonts w:ascii="Times New Roman" w:eastAsia="Times New Roman" w:hAnsi="Times New Roman" w:cs="Times New Roman"/>
+          <w:b/>
+          <w:bCs/>
+          <w:color w:val="1F1F1F"/>
+          <w:sz w:val="27"/>
+          <w:szCs w:val="27"/>
+          <w:bdr w:val="none" w:sz="0" w:space="0" w:color="auto" w:frame="1"/>
+          <w:lang w:eastAsia="es-AR"/>
+        </w:rPr>
+        <w:t>|                                                                                       |</w:t>
+      </w:r>
+    </w:p>
+    <w:p>
+      <w:pPr>
+        <w:spacing w:before="100" w:beforeAutospacing="1" w:after="0" w:line="240" w:lineRule="auto"/>
+        <w:rPr>
+          <w:rFonts w:ascii="Times New Roman" w:eastAsia="Times New Roman" w:hAnsi="Times New Roman" w:cs="Times New Roman"/>
+          <w:b/>
+          <w:bCs/>
+          <w:color w:val="1F1F1F"/>
+          <w:sz w:val="27"/>
+          <w:szCs w:val="27"/>
+          <w:bdr w:val="none" w:sz="0" w:space="0" w:color="auto" w:frame="1"/>
+          <w:lang w:eastAsia="es-AR"/>
+        </w:rPr>
+      </w:pPr>
+      <w:r>
+        <w:rPr>
+          <w:rFonts w:ascii="Times New Roman" w:eastAsia="Times New Roman" w:hAnsi="Times New Roman" w:cs="Times New Roman"/>
+          <w:b/>
+          <w:bCs/>
+          <w:color w:val="1F1F1F"/>
+          <w:sz w:val="27"/>
+          <w:szCs w:val="27"/>
+          <w:bdr w:val="none" w:sz="0" w:space="0" w:color="auto" w:frame="1"/>
+          <w:lang w:eastAsia="es-AR"/>
+        </w:rPr>
+        <w:t>+---------------------------------------------------------------------------------------+</w:t>
+      </w:r>
+    </w:p>
+    <w:p>
+      <w:pPr>
+        <w:spacing w:before="100" w:beforeAutospacing="1" w:after="0" w:line="240" w:lineRule="auto"/>
+        <w:rPr>
+          <w:rFonts w:ascii="Times New Roman" w:eastAsia="Times New Roman" w:hAnsi="Times New Roman" w:cs="Times New Roman"/>
+          <w:b/>
+          <w:bCs/>
+          <w:color w:val="1F1F1F"/>
+          <w:sz w:val="27"/>
+          <w:szCs w:val="27"/>
+          <w:bdr w:val="none" w:sz="0" w:space="0" w:color="auto" w:frame="1"/>
+          <w:lang w:eastAsia="es-AR"/>
+        </w:rPr>
+      </w:pPr>
+      <w:r>
+        <w:rPr>
+          <w:rFonts w:ascii="Times New Roman" w:eastAsia="Times New Roman" w:hAnsi="Times New Roman" w:cs="Times New Roman"/>
+          <w:b/>
+          <w:bCs/>
+          <w:color w:val="1F1F1F"/>
+          <w:sz w:val="27"/>
+          <w:szCs w:val="27"/>
+          <w:bdr w:val="none" w:sz="0" w:space="0" w:color="auto" w:frame="1"/>
+          <w:lang w:eastAsia="es-AR"/>
+        </w:rPr>
+        <w:t>|                                                                                       |</w:t>
+      </w:r>
+    </w:p>
+    <w:p>
+      <w:pPr>
+        <w:spacing w:before="100" w:beforeAutospacing="1" w:after="0" w:line="240" w:lineRule="auto"/>
+        <w:rPr>
+          <w:rFonts w:ascii="Times New Roman" w:eastAsia="Times New Roman" w:hAnsi="Times New Roman" w:cs="Times New Roman"/>
+          <w:b/>
+          <w:bCs/>
+          <w:color w:val="1F1F1F"/>
+          <w:sz w:val="27"/>
+          <w:szCs w:val="27"/>
+          <w:bdr w:val="none" w:sz="0" w:space="0" w:color="auto" w:frame="1"/>
+          <w:lang w:eastAsia="es-AR"/>
+        </w:rPr>
+      </w:pPr>
+      <w:r>
+        <w:rPr>
+          <w:rFonts w:ascii="Times New Roman" w:eastAsia="Times New Roman" w:hAnsi="Times New Roman" w:cs="Times New Roman"/>
+          <w:b/>
+          <w:bCs/>
+          <w:color w:val="1F1F1F"/>
+          <w:sz w:val="27"/>
+          <w:szCs w:val="27"/>
+          <w:bdr w:val="none" w:sz="0" w:space="0" w:color="auto" w:frame="1"/>
+          <w:lang w:eastAsia="es-AR"/>
+        </w:rPr>
         <w:lastRenderedPageBreak/>
+        <w:t>|  SECCIÓN 4: INTERACTIVIDAD (Desafío JS)                                               |</w:t>
+      </w:r>
+    </w:p>
+    <w:p>
+      <w:pPr>
+        <w:spacing w:before="100" w:beforeAutospacing="1" w:after="0" w:line="240" w:lineRule="auto"/>
+        <w:rPr>
+          <w:rFonts w:ascii="Times New Roman" w:eastAsia="Times New Roman" w:hAnsi="Times New Roman" w:cs="Times New Roman"/>
+          <w:b/>
+          <w:bCs/>
+          <w:color w:val="1F1F1F"/>
+          <w:sz w:val="27"/>
+          <w:szCs w:val="27"/>
+          <w:bdr w:val="none" w:sz="0" w:space="0" w:color="auto" w:frame="1"/>
+          <w:lang w:eastAsia="es-AR"/>
+        </w:rPr>
+      </w:pPr>
+      <w:r>
+        <w:rPr>
+          <w:rFonts w:ascii="Times New Roman" w:eastAsia="Times New Roman" w:hAnsi="Times New Roman" w:cs="Times New Roman"/>
+          <w:b/>
+          <w:bCs/>
+          <w:color w:val="1F1F1F"/>
+          <w:sz w:val="27"/>
+          <w:szCs w:val="27"/>
+          <w:bdr w:val="none" w:sz="0" w:space="0" w:color="auto" w:frame="1"/>
+          <w:lang w:eastAsia="es-AR"/>
+        </w:rPr>
+        <w:t xml:space="preserve">|  [Contenedor del </w:t>
+      </w:r>
+      <w:proofErr w:type="spellStart"/>
+      <w:r>
+        <w:rPr>
+          <w:rFonts w:ascii="Times New Roman" w:eastAsia="Times New Roman" w:hAnsi="Times New Roman" w:cs="Times New Roman"/>
+          <w:b/>
+          <w:bCs/>
+          <w:color w:val="1F1F1F"/>
+          <w:sz w:val="27"/>
+          <w:szCs w:val="27"/>
+          <w:bdr w:val="none" w:sz="0" w:space="0" w:color="auto" w:frame="1"/>
+          <w:lang w:eastAsia="es-AR"/>
+        </w:rPr>
+        <w:t>Quiz</w:t>
+      </w:r>
+      <w:proofErr w:type="spellEnd"/>
+      <w:r>
+        <w:rPr>
+          <w:rFonts w:ascii="Times New Roman" w:eastAsia="Times New Roman" w:hAnsi="Times New Roman" w:cs="Times New Roman"/>
+          <w:b/>
+          <w:bCs/>
+          <w:color w:val="1F1F1F"/>
+          <w:sz w:val="27"/>
+          <w:szCs w:val="27"/>
+          <w:bdr w:val="none" w:sz="0" w:space="0" w:color="auto" w:frame="1"/>
+          <w:lang w:eastAsia="es-AR"/>
+        </w:rPr>
+        <w:t xml:space="preserve"> interactivo]                                                    |</w:t>
+      </w:r>
+    </w:p>
+    <w:p>
+      <w:pPr>
+        <w:spacing w:before="100" w:beforeAutospacing="1" w:after="0" w:line="240" w:lineRule="auto"/>
+        <w:rPr>
+          <w:rFonts w:ascii="Times New Roman" w:eastAsia="Times New Roman" w:hAnsi="Times New Roman" w:cs="Times New Roman"/>
+          <w:b/>
+          <w:bCs/>
+          <w:color w:val="1F1F1F"/>
+          <w:sz w:val="27"/>
+          <w:szCs w:val="27"/>
+          <w:bdr w:val="none" w:sz="0" w:space="0" w:color="auto" w:frame="1"/>
+          <w:lang w:eastAsia="es-AR"/>
+        </w:rPr>
+      </w:pPr>
+      <w:r>
+        <w:rPr>
+          <w:rFonts w:ascii="Times New Roman" w:eastAsia="Times New Roman" w:hAnsi="Times New Roman" w:cs="Times New Roman"/>
+          <w:b/>
+          <w:bCs/>
+          <w:color w:val="1F1F1F"/>
+          <w:sz w:val="27"/>
+          <w:szCs w:val="27"/>
+          <w:bdr w:val="none" w:sz="0" w:space="0" w:color="auto" w:frame="1"/>
+          <w:lang w:eastAsia="es-AR"/>
+        </w:rPr>
         <w:t>|                                                                                       |</w:t>
       </w:r>
     </w:p>
@@ -1729,90 +2784,6 @@
           <w:bdr w:val="none" w:sz="0" w:space="0" w:color="auto" w:frame="1"/>
           <w:lang w:eastAsia="es-AR"/>
         </w:rPr>
-        <w:t>|  SECCIÓN 1: BIOGRAFÍA                                                                 |</w:t>
-      </w:r>
-    </w:p>
-    <w:p>
-      <w:pPr>
-        <w:spacing w:before="100" w:beforeAutospacing="1" w:after="0" w:line="240" w:lineRule="auto"/>
-        <w:rPr>
-          <w:rFonts w:ascii="Times New Roman" w:eastAsia="Times New Roman" w:hAnsi="Times New Roman" w:cs="Times New Roman"/>
-          <w:b/>
-          <w:bCs/>
-          <w:color w:val="1F1F1F"/>
-          <w:sz w:val="27"/>
-          <w:szCs w:val="27"/>
-          <w:bdr w:val="none" w:sz="0" w:space="0" w:color="auto" w:frame="1"/>
-          <w:lang w:eastAsia="es-AR"/>
-        </w:rPr>
-      </w:pPr>
-      <w:r>
-        <w:rPr>
-          <w:rFonts w:ascii="Times New Roman" w:eastAsia="Times New Roman" w:hAnsi="Times New Roman" w:cs="Times New Roman"/>
-          <w:b/>
-          <w:bCs/>
-          <w:color w:val="1F1F1F"/>
-          <w:sz w:val="27"/>
-          <w:szCs w:val="27"/>
-          <w:bdr w:val="none" w:sz="0" w:space="0" w:color="auto" w:frame="1"/>
-          <w:lang w:eastAsia="es-AR"/>
-        </w:rPr>
-        <w:t>|  [Texto resumen de su vida]        [Imagen: Retrato San Faustino]                     |</w:t>
-      </w:r>
-    </w:p>
-    <w:p>
-      <w:pPr>
-        <w:spacing w:before="100" w:beforeAutospacing="1" w:after="0" w:line="240" w:lineRule="auto"/>
-        <w:rPr>
-          <w:rFonts w:ascii="Times New Roman" w:eastAsia="Times New Roman" w:hAnsi="Times New Roman" w:cs="Times New Roman"/>
-          <w:b/>
-          <w:bCs/>
-          <w:color w:val="1F1F1F"/>
-          <w:sz w:val="27"/>
-          <w:szCs w:val="27"/>
-          <w:bdr w:val="none" w:sz="0" w:space="0" w:color="auto" w:frame="1"/>
-          <w:lang w:eastAsia="es-AR"/>
-        </w:rPr>
-      </w:pPr>
-      <w:r>
-        <w:rPr>
-          <w:rFonts w:ascii="Times New Roman" w:eastAsia="Times New Roman" w:hAnsi="Times New Roman" w:cs="Times New Roman"/>
-          <w:b/>
-          <w:bCs/>
-          <w:color w:val="1F1F1F"/>
-          <w:sz w:val="27"/>
-          <w:szCs w:val="27"/>
-          <w:bdr w:val="none" w:sz="0" w:space="0" w:color="auto" w:frame="1"/>
-          <w:lang w:eastAsia="es-AR"/>
-        </w:rPr>
-        <w:t>|                                                                                       |</w:t>
-      </w:r>
-    </w:p>
-    <w:p>
-      <w:pPr>
-        <w:spacing w:before="100" w:beforeAutospacing="1" w:after="0" w:line="240" w:lineRule="auto"/>
-        <w:rPr>
-          <w:rFonts w:ascii="Times New Roman" w:eastAsia="Times New Roman" w:hAnsi="Times New Roman" w:cs="Times New Roman"/>
-          <w:b/>
-          <w:bCs/>
-          <w:color w:val="1F1F1F"/>
-          <w:sz w:val="27"/>
-          <w:szCs w:val="27"/>
-          <w:bdr w:val="none" w:sz="0" w:space="0" w:color="auto" w:frame="1"/>
-          <w:lang w:eastAsia="es-AR"/>
-        </w:rPr>
-      </w:pPr>
-      <w:r>
-        <w:rPr>
-          <w:rFonts w:ascii="Times New Roman" w:eastAsia="Times New Roman" w:hAnsi="Times New Roman" w:cs="Times New Roman"/>
-          <w:b/>
-          <w:bCs/>
-          <w:color w:val="1F1F1F"/>
-          <w:sz w:val="27"/>
-          <w:szCs w:val="27"/>
-          <w:bdr w:val="none" w:sz="0" w:space="0" w:color="auto" w:frame="1"/>
-          <w:lang w:eastAsia="es-AR"/>
-        </w:rPr>
         <w:t>+---------------------------------------------------------------------------------------+</w:t>
       </w:r>
     </w:p>
@@ -1841,104 +2812,71 @@
           <w:bdr w:val="none" w:sz="0" w:space="0" w:color="auto" w:frame="1"/>
           <w:lang w:eastAsia="es-AR"/>
         </w:rPr>
-        <w:t>|                                                                                       |</w:t>
-      </w:r>
-    </w:p>
-    <w:p>
-      <w:pPr>
-        <w:spacing w:before="100" w:beforeAutospacing="1" w:after="0" w:line="240" w:lineRule="auto"/>
-        <w:rPr>
-          <w:rFonts w:ascii="Times New Roman" w:eastAsia="Times New Roman" w:hAnsi="Times New Roman" w:cs="Times New Roman"/>
-          <w:b/>
-          <w:bCs/>
-          <w:color w:val="1F1F1F"/>
-          <w:sz w:val="27"/>
-          <w:szCs w:val="27"/>
-          <w:bdr w:val="none" w:sz="0" w:space="0" w:color="auto" w:frame="1"/>
-          <w:lang w:eastAsia="es-AR"/>
-        </w:rPr>
-      </w:pPr>
-      <w:r>
-        <w:rPr>
-          <w:rFonts w:ascii="Times New Roman" w:eastAsia="Times New Roman" w:hAnsi="Times New Roman" w:cs="Times New Roman"/>
-          <w:b/>
-          <w:bCs/>
-          <w:color w:val="1F1F1F"/>
-          <w:sz w:val="27"/>
-          <w:szCs w:val="27"/>
-          <w:bdr w:val="none" w:sz="0" w:space="0" w:color="auto" w:frame="1"/>
-          <w:lang w:eastAsia="es-AR"/>
-        </w:rPr>
-        <w:t>|  SECCIÓN 2: LA BOTÁNICA Y EL SERVICIO                                                 |</w:t>
-      </w:r>
-    </w:p>
-    <w:p>
-      <w:pPr>
-        <w:spacing w:before="100" w:beforeAutospacing="1" w:after="0" w:line="240" w:lineRule="auto"/>
-        <w:rPr>
-          <w:rFonts w:ascii="Times New Roman" w:eastAsia="Times New Roman" w:hAnsi="Times New Roman" w:cs="Times New Roman"/>
-          <w:b/>
-          <w:bCs/>
-          <w:color w:val="1F1F1F"/>
-          <w:sz w:val="27"/>
-          <w:szCs w:val="27"/>
-          <w:bdr w:val="none" w:sz="0" w:space="0" w:color="auto" w:frame="1"/>
-          <w:lang w:eastAsia="es-AR"/>
-        </w:rPr>
-      </w:pPr>
-      <w:r>
-        <w:rPr>
-          <w:rFonts w:ascii="Times New Roman" w:eastAsia="Times New Roman" w:hAnsi="Times New Roman" w:cs="Times New Roman"/>
-          <w:b/>
-          <w:bCs/>
-          <w:color w:val="1F1F1F"/>
-          <w:sz w:val="27"/>
-          <w:szCs w:val="27"/>
-          <w:bdr w:val="none" w:sz="0" w:space="0" w:color="auto" w:frame="1"/>
-          <w:lang w:eastAsia="es-AR"/>
-        </w:rPr>
-        <w:t>|  [Card 1: Cuba]     [Card 2: El Escorial]     [Card 3: Remedios]                    |</w:t>
-      </w:r>
-    </w:p>
-    <w:p>
-      <w:pPr>
-        <w:spacing w:before="100" w:beforeAutospacing="1" w:after="0" w:line="240" w:lineRule="auto"/>
-        <w:rPr>
-          <w:rFonts w:ascii="Times New Roman" w:eastAsia="Times New Roman" w:hAnsi="Times New Roman" w:cs="Times New Roman"/>
-          <w:b/>
-          <w:bCs/>
-          <w:color w:val="1F1F1F"/>
-          <w:sz w:val="27"/>
-          <w:szCs w:val="27"/>
-          <w:bdr w:val="none" w:sz="0" w:space="0" w:color="auto" w:frame="1"/>
-          <w:lang w:eastAsia="es-AR"/>
-        </w:rPr>
-      </w:pPr>
-      <w:r>
-        <w:rPr>
-          <w:rFonts w:ascii="Times New Roman" w:eastAsia="Times New Roman" w:hAnsi="Times New Roman" w:cs="Times New Roman"/>
-          <w:b/>
-          <w:bCs/>
-          <w:color w:val="1F1F1F"/>
-          <w:sz w:val="27"/>
-          <w:szCs w:val="27"/>
-          <w:bdr w:val="none" w:sz="0" w:space="0" w:color="auto" w:frame="1"/>
-          <w:lang w:eastAsia="es-AR"/>
-        </w:rPr>
-        <w:t>|                                                                                       |</w:t>
-      </w:r>
-    </w:p>
-    <w:p>
-      <w:pPr>
-        <w:spacing w:before="100" w:beforeAutospacing="1" w:after="0" w:line="240" w:lineRule="auto"/>
-        <w:rPr>
-          <w:rFonts w:ascii="Times New Roman" w:eastAsia="Times New Roman" w:hAnsi="Times New Roman" w:cs="Times New Roman"/>
-          <w:b/>
-          <w:bCs/>
-          <w:color w:val="1F1F1F"/>
-          <w:sz w:val="27"/>
-          <w:szCs w:val="27"/>
-          <w:bdr w:val="none" w:sz="0" w:space="0" w:color="auto" w:frame="1"/>
+        <w:t>| Fuentes: Scolopi.org / Materia</w:t>
+      </w:r>
+      <w:r>
+        <w:rPr>
+          <w:rFonts w:ascii="Times New Roman" w:eastAsia="Times New Roman" w:hAnsi="Times New Roman" w:cs="Times New Roman"/>
+          <w:b/>
+          <w:bCs/>
+          <w:color w:val="1F1F1F"/>
+          <w:sz w:val="27"/>
+          <w:szCs w:val="27"/>
+          <w:bdr w:val="none" w:sz="0" w:space="0" w:color="auto" w:frame="1"/>
+          <w:lang w:eastAsia="es-AR"/>
+        </w:rPr>
+        <w:t>l Hno. Santiago | Proyecto 3</w:t>
+      </w:r>
+      <w:proofErr w:type="gramStart"/>
+      <w:r>
+        <w:rPr>
+          <w:rFonts w:ascii="Times New Roman" w:eastAsia="Times New Roman" w:hAnsi="Times New Roman" w:cs="Times New Roman"/>
+          <w:b/>
+          <w:bCs/>
+          <w:color w:val="1F1F1F"/>
+          <w:sz w:val="27"/>
+          <w:szCs w:val="27"/>
+          <w:bdr w:val="none" w:sz="0" w:space="0" w:color="auto" w:frame="1"/>
+          <w:lang w:eastAsia="es-AR"/>
+        </w:rPr>
+        <w:t>.º</w:t>
+      </w:r>
+      <w:proofErr w:type="gramEnd"/>
+      <w:r>
+        <w:rPr>
+          <w:rFonts w:ascii="Times New Roman" w:eastAsia="Times New Roman" w:hAnsi="Times New Roman" w:cs="Times New Roman"/>
+          <w:b/>
+          <w:bCs/>
+          <w:color w:val="1F1F1F"/>
+          <w:sz w:val="27"/>
+          <w:szCs w:val="27"/>
+          <w:bdr w:val="none" w:sz="0" w:space="0" w:color="auto" w:frame="1"/>
+          <w:lang w:eastAsia="es-AR"/>
+        </w:rPr>
+        <w:t xml:space="preserve"> H</w:t>
+      </w:r>
+      <w:r>
+        <w:rPr>
+          <w:rFonts w:ascii="Times New Roman" w:eastAsia="Times New Roman" w:hAnsi="Times New Roman" w:cs="Times New Roman"/>
+          <w:b/>
+          <w:bCs/>
+          <w:color w:val="1F1F1F"/>
+          <w:sz w:val="27"/>
+          <w:szCs w:val="27"/>
+          <w:bdr w:val="none" w:sz="0" w:space="0" w:color="auto" w:frame="1"/>
+          <w:lang w:eastAsia="es-AR"/>
+        </w:rPr>
+        <w:t xml:space="preserve"> - 2026                 |</w:t>
+      </w:r>
+    </w:p>
+    <w:p>
+      <w:pPr>
+        <w:spacing w:before="100" w:beforeAutospacing="1" w:after="0" w:line="240" w:lineRule="auto"/>
+        <w:rPr>
+          <w:rFonts w:ascii="Times New Roman" w:eastAsia="Times New Roman" w:hAnsi="Times New Roman" w:cs="Times New Roman"/>
+          <w:color w:val="1F1F1F"/>
+          <w:sz w:val="24"/>
+          <w:szCs w:val="24"/>
           <w:lang w:eastAsia="es-AR"/>
         </w:rPr>
       </w:pPr>
@@ -1959,368 +2897,6 @@
     <w:p>
       <w:pPr>
         <w:spacing w:before="100" w:beforeAutospacing="1" w:after="0" w:line="240" w:lineRule="auto"/>
-        <w:rPr>
-          <w:rFonts w:ascii="Times New Roman" w:eastAsia="Times New Roman" w:hAnsi="Times New Roman" w:cs="Times New Roman"/>
-          <w:b/>
-          <w:bCs/>
-          <w:color w:val="1F1F1F"/>
-          <w:sz w:val="27"/>
-          <w:szCs w:val="27"/>
-          <w:bdr w:val="none" w:sz="0" w:space="0" w:color="auto" w:frame="1"/>
-          <w:lang w:eastAsia="es-AR"/>
-        </w:rPr>
-      </w:pPr>
-      <w:r>
-        <w:rPr>
-          <w:rFonts w:ascii="Times New Roman" w:eastAsia="Times New Roman" w:hAnsi="Times New Roman" w:cs="Times New Roman"/>
-          <w:b/>
-          <w:bCs/>
-          <w:color w:val="1F1F1F"/>
-          <w:sz w:val="27"/>
-          <w:szCs w:val="27"/>
-          <w:bdr w:val="none" w:sz="0" w:space="0" w:color="auto" w:frame="1"/>
-          <w:lang w:eastAsia="es-AR"/>
-        </w:rPr>
-        <w:t>|                                                                                       |</w:t>
-      </w:r>
-    </w:p>
-    <w:p>
-      <w:pPr>
-        <w:spacing w:before="100" w:beforeAutospacing="1" w:after="0" w:line="240" w:lineRule="auto"/>
-        <w:rPr>
-          <w:rFonts w:ascii="Times New Roman" w:eastAsia="Times New Roman" w:hAnsi="Times New Roman" w:cs="Times New Roman"/>
-          <w:b/>
-          <w:bCs/>
-          <w:color w:val="1F1F1F"/>
-          <w:sz w:val="27"/>
-          <w:szCs w:val="27"/>
-          <w:bdr w:val="none" w:sz="0" w:space="0" w:color="auto" w:frame="1"/>
-          <w:lang w:eastAsia="es-AR"/>
-        </w:rPr>
-      </w:pPr>
-      <w:r>
-        <w:rPr>
-          <w:rFonts w:ascii="Times New Roman" w:eastAsia="Times New Roman" w:hAnsi="Times New Roman" w:cs="Times New Roman"/>
-          <w:b/>
-          <w:bCs/>
-          <w:color w:val="1F1F1F"/>
-          <w:sz w:val="27"/>
-          <w:szCs w:val="27"/>
-          <w:bdr w:val="none" w:sz="0" w:space="0" w:color="auto" w:frame="1"/>
-          <w:lang w:eastAsia="es-AR"/>
-        </w:rPr>
-        <w:t>|  SECCIÓN 3: FUNDACIÓN DE LAS HIJAS DE LA DIVINA PASTORA                               |</w:t>
-      </w:r>
-    </w:p>
-    <w:p>
-      <w:pPr>
-        <w:spacing w:before="100" w:beforeAutospacing="1" w:after="0" w:line="240" w:lineRule="auto"/>
-        <w:rPr>
-          <w:rFonts w:ascii="Times New Roman" w:eastAsia="Times New Roman" w:hAnsi="Times New Roman" w:cs="Times New Roman"/>
-          <w:b/>
-          <w:bCs/>
-          <w:color w:val="1F1F1F"/>
-          <w:sz w:val="27"/>
-          <w:szCs w:val="27"/>
-          <w:bdr w:val="none" w:sz="0" w:space="0" w:color="auto" w:frame="1"/>
-          <w:lang w:eastAsia="es-AR"/>
-        </w:rPr>
-      </w:pPr>
-      <w:r>
-        <w:rPr>
-          <w:rFonts w:ascii="Times New Roman" w:eastAsia="Times New Roman" w:hAnsi="Times New Roman" w:cs="Times New Roman"/>
-          <w:b/>
-          <w:bCs/>
-          <w:color w:val="1F1F1F"/>
-          <w:sz w:val="27"/>
-          <w:szCs w:val="27"/>
-          <w:bdr w:val="none" w:sz="0" w:space="0" w:color="auto" w:frame="1"/>
-          <w:lang w:eastAsia="es-AR"/>
-        </w:rPr>
-        <w:t>|  [Línea de tiempo / Infografía de la promoción de la mujer]                           |</w:t>
-      </w:r>
-    </w:p>
-    <w:p>
-      <w:pPr>
-        <w:spacing w:before="100" w:beforeAutospacing="1" w:after="0" w:line="240" w:lineRule="auto"/>
-        <w:rPr>
-          <w:rFonts w:ascii="Times New Roman" w:eastAsia="Times New Roman" w:hAnsi="Times New Roman" w:cs="Times New Roman"/>
-          <w:b/>
-          <w:bCs/>
-          <w:color w:val="1F1F1F"/>
-          <w:sz w:val="27"/>
-          <w:szCs w:val="27"/>
-          <w:bdr w:val="none" w:sz="0" w:space="0" w:color="auto" w:frame="1"/>
-          <w:lang w:eastAsia="es-AR"/>
-        </w:rPr>
-      </w:pPr>
-      <w:r>
-        <w:rPr>
-          <w:rFonts w:ascii="Times New Roman" w:eastAsia="Times New Roman" w:hAnsi="Times New Roman" w:cs="Times New Roman"/>
-          <w:b/>
-          <w:bCs/>
-          <w:color w:val="1F1F1F"/>
-          <w:sz w:val="27"/>
-          <w:szCs w:val="27"/>
-          <w:bdr w:val="none" w:sz="0" w:space="0" w:color="auto" w:frame="1"/>
-          <w:lang w:eastAsia="es-AR"/>
-        </w:rPr>
-        <w:t>|                                                                                       |</w:t>
-      </w:r>
-    </w:p>
-    <w:p>
-      <w:pPr>
-        <w:spacing w:before="100" w:beforeAutospacing="1" w:after="0" w:line="240" w:lineRule="auto"/>
-        <w:rPr>
-          <w:rFonts w:ascii="Times New Roman" w:eastAsia="Times New Roman" w:hAnsi="Times New Roman" w:cs="Times New Roman"/>
-          <w:b/>
-          <w:bCs/>
-          <w:color w:val="1F1F1F"/>
-          <w:sz w:val="27"/>
-          <w:szCs w:val="27"/>
-          <w:bdr w:val="none" w:sz="0" w:space="0" w:color="auto" w:frame="1"/>
-          <w:lang w:eastAsia="es-AR"/>
-        </w:rPr>
-      </w:pPr>
-      <w:r>
-        <w:rPr>
-          <w:rFonts w:ascii="Times New Roman" w:eastAsia="Times New Roman" w:hAnsi="Times New Roman" w:cs="Times New Roman"/>
-          <w:b/>
-          <w:bCs/>
-          <w:color w:val="1F1F1F"/>
-          <w:sz w:val="27"/>
-          <w:szCs w:val="27"/>
-          <w:bdr w:val="none" w:sz="0" w:space="0" w:color="auto" w:frame="1"/>
-          <w:lang w:eastAsia="es-AR"/>
-        </w:rPr>
-        <w:t>+---------------------------------------------------------------------------------------+</w:t>
-      </w:r>
-    </w:p>
-    <w:p>
-      <w:pPr>
-        <w:spacing w:before="100" w:beforeAutospacing="1" w:after="0" w:line="240" w:lineRule="auto"/>
-        <w:rPr>
-          <w:rFonts w:ascii="Times New Roman" w:eastAsia="Times New Roman" w:hAnsi="Times New Roman" w:cs="Times New Roman"/>
-          <w:b/>
-          <w:bCs/>
-          <w:color w:val="1F1F1F"/>
-          <w:sz w:val="27"/>
-          <w:szCs w:val="27"/>
-          <w:bdr w:val="none" w:sz="0" w:space="0" w:color="auto" w:frame="1"/>
-          <w:lang w:eastAsia="es-AR"/>
-        </w:rPr>
-      </w:pPr>
-      <w:r>
-        <w:rPr>
-          <w:rFonts w:ascii="Times New Roman" w:eastAsia="Times New Roman" w:hAnsi="Times New Roman" w:cs="Times New Roman"/>
-          <w:b/>
-          <w:bCs/>
-          <w:color w:val="1F1F1F"/>
-          <w:sz w:val="27"/>
-          <w:szCs w:val="27"/>
-          <w:bdr w:val="none" w:sz="0" w:space="0" w:color="auto" w:frame="1"/>
-          <w:lang w:eastAsia="es-AR"/>
-        </w:rPr>
-        <w:t>|                                                                                       |</w:t>
-      </w:r>
-    </w:p>
-    <w:p>
-      <w:pPr>
-        <w:spacing w:before="100" w:beforeAutospacing="1" w:after="0" w:line="240" w:lineRule="auto"/>
-        <w:rPr>
-          <w:rFonts w:ascii="Times New Roman" w:eastAsia="Times New Roman" w:hAnsi="Times New Roman" w:cs="Times New Roman"/>
-          <w:b/>
-          <w:bCs/>
-          <w:color w:val="1F1F1F"/>
-          <w:sz w:val="27"/>
-          <w:szCs w:val="27"/>
-          <w:bdr w:val="none" w:sz="0" w:space="0" w:color="auto" w:frame="1"/>
-          <w:lang w:eastAsia="es-AR"/>
-        </w:rPr>
-      </w:pPr>
-      <w:r>
-        <w:rPr>
-          <w:rFonts w:ascii="Times New Roman" w:eastAsia="Times New Roman" w:hAnsi="Times New Roman" w:cs="Times New Roman"/>
-          <w:b/>
-          <w:bCs/>
-          <w:color w:val="1F1F1F"/>
-          <w:sz w:val="27"/>
-          <w:szCs w:val="27"/>
-          <w:bdr w:val="none" w:sz="0" w:space="0" w:color="auto" w:frame="1"/>
-          <w:lang w:eastAsia="es-AR"/>
-        </w:rPr>
-        <w:t>|  SECCIÓN 4: INTERACTIVIDAD (Desafío JS)                                               |</w:t>
-      </w:r>
-    </w:p>
-    <w:p>
-      <w:pPr>
-        <w:spacing w:before="100" w:beforeAutospacing="1" w:after="0" w:line="240" w:lineRule="auto"/>
-        <w:rPr>
-          <w:rFonts w:ascii="Times New Roman" w:eastAsia="Times New Roman" w:hAnsi="Times New Roman" w:cs="Times New Roman"/>
-          <w:b/>
-          <w:bCs/>
-          <w:color w:val="1F1F1F"/>
-          <w:sz w:val="27"/>
-          <w:szCs w:val="27"/>
-          <w:bdr w:val="none" w:sz="0" w:space="0" w:color="auto" w:frame="1"/>
-          <w:lang w:eastAsia="es-AR"/>
-        </w:rPr>
-      </w:pPr>
-      <w:r>
-        <w:rPr>
-          <w:rFonts w:ascii="Times New Roman" w:eastAsia="Times New Roman" w:hAnsi="Times New Roman" w:cs="Times New Roman"/>
-          <w:b/>
-          <w:bCs/>
-          <w:color w:val="1F1F1F"/>
-          <w:sz w:val="27"/>
-          <w:szCs w:val="27"/>
-          <w:bdr w:val="none" w:sz="0" w:space="0" w:color="auto" w:frame="1"/>
-          <w:lang w:eastAsia="es-AR"/>
-        </w:rPr>
-        <w:t>|  [Contenedor del Quiz interactivo]                                                    |</w:t>
-      </w:r>
-    </w:p>
-    <w:p>
-      <w:pPr>
-        <w:spacing w:before="100" w:beforeAutospacing="1" w:after="0" w:line="240" w:lineRule="auto"/>
-        <w:rPr>
-          <w:rFonts w:ascii="Times New Roman" w:eastAsia="Times New Roman" w:hAnsi="Times New Roman" w:cs="Times New Roman"/>
-          <w:b/>
-          <w:bCs/>
-          <w:color w:val="1F1F1F"/>
-          <w:sz w:val="27"/>
-          <w:szCs w:val="27"/>
-          <w:bdr w:val="none" w:sz="0" w:space="0" w:color="auto" w:frame="1"/>
-          <w:lang w:eastAsia="es-AR"/>
-        </w:rPr>
-      </w:pPr>
-      <w:r>
-        <w:rPr>
-          <w:rFonts w:ascii="Times New Roman" w:eastAsia="Times New Roman" w:hAnsi="Times New Roman" w:cs="Times New Roman"/>
-          <w:b/>
-          <w:bCs/>
-          <w:color w:val="1F1F1F"/>
-          <w:sz w:val="27"/>
-          <w:szCs w:val="27"/>
-          <w:bdr w:val="none" w:sz="0" w:space="0" w:color="auto" w:frame="1"/>
-          <w:lang w:eastAsia="es-AR"/>
-        </w:rPr>
-        <w:t>|                                                                                       |</w:t>
-      </w:r>
-    </w:p>
-    <w:p>
-      <w:pPr>
-        <w:spacing w:before="100" w:beforeAutospacing="1" w:after="0" w:line="240" w:lineRule="auto"/>
-        <w:rPr>
-          <w:rFonts w:ascii="Times New Roman" w:eastAsia="Times New Roman" w:hAnsi="Times New Roman" w:cs="Times New Roman"/>
-          <w:b/>
-          <w:bCs/>
-          <w:color w:val="1F1F1F"/>
-          <w:sz w:val="27"/>
-          <w:szCs w:val="27"/>
-          <w:bdr w:val="none" w:sz="0" w:space="0" w:color="auto" w:frame="1"/>
-          <w:lang w:eastAsia="es-AR"/>
-        </w:rPr>
-      </w:pPr>
-      <w:r>
-        <w:rPr>
-          <w:rFonts w:ascii="Times New Roman" w:eastAsia="Times New Roman" w:hAnsi="Times New Roman" w:cs="Times New Roman"/>
-          <w:b/>
-          <w:bCs/>
-          <w:color w:val="1F1F1F"/>
-          <w:sz w:val="27"/>
-          <w:szCs w:val="27"/>
-          <w:bdr w:val="none" w:sz="0" w:space="0" w:color="auto" w:frame="1"/>
-          <w:lang w:eastAsia="es-AR"/>
-        </w:rPr>
-        <w:t>+---------------------------------------------------------------------------------------+</w:t>
-      </w:r>
-    </w:p>
-    <w:p>
-      <w:pPr>
-        <w:spacing w:before="100" w:beforeAutospacing="1" w:after="0" w:line="240" w:lineRule="auto"/>
-        <w:rPr>
-          <w:rFonts w:ascii="Times New Roman" w:eastAsia="Times New Roman" w:hAnsi="Times New Roman" w:cs="Times New Roman"/>
-          <w:b/>
-          <w:bCs/>
-          <w:color w:val="1F1F1F"/>
-          <w:sz w:val="27"/>
-          <w:szCs w:val="27"/>
-          <w:bdr w:val="none" w:sz="0" w:space="0" w:color="auto" w:frame="1"/>
-          <w:lang w:eastAsia="es-AR"/>
-        </w:rPr>
-      </w:pPr>
-      <w:r>
-        <w:rPr>
-          <w:rFonts w:ascii="Times New Roman" w:eastAsia="Times New Roman" w:hAnsi="Times New Roman" w:cs="Times New Roman"/>
-          <w:b/>
-          <w:bCs/>
-          <w:color w:val="1F1F1F"/>
-          <w:sz w:val="27"/>
-          <w:szCs w:val="27"/>
-          <w:bdr w:val="none" w:sz="0" w:space="0" w:color="auto" w:frame="1"/>
-          <w:lang w:eastAsia="es-AR"/>
-        </w:rPr>
-        <w:lastRenderedPageBreak/>
-        <w:t>| Fuentes: Scolopi.org / Materia</w:t>
-      </w:r>
-      <w:r>
-        <w:rPr>
-          <w:rFonts w:ascii="Times New Roman" w:eastAsia="Times New Roman" w:hAnsi="Times New Roman" w:cs="Times New Roman"/>
-          <w:b/>
-          <w:bCs/>
-          <w:color w:val="1F1F1F"/>
-          <w:sz w:val="27"/>
-          <w:szCs w:val="27"/>
-          <w:bdr w:val="none" w:sz="0" w:space="0" w:color="auto" w:frame="1"/>
-          <w:lang w:eastAsia="es-AR"/>
-        </w:rPr>
-        <w:t>l Hno. Santiago | Proyecto 3.º H</w:t>
-      </w:r>
-      <w:bookmarkStart w:id="0" w:name="_GoBack"/>
-      <w:bookmarkEnd w:id="0"/>
-      <w:r>
-        <w:rPr>
-          <w:rFonts w:ascii="Times New Roman" w:eastAsia="Times New Roman" w:hAnsi="Times New Roman" w:cs="Times New Roman"/>
-          <w:b/>
-          <w:bCs/>
-          <w:color w:val="1F1F1F"/>
-          <w:sz w:val="27"/>
-          <w:szCs w:val="27"/>
-          <w:bdr w:val="none" w:sz="0" w:space="0" w:color="auto" w:frame="1"/>
-          <w:lang w:eastAsia="es-AR"/>
-        </w:rPr>
-        <w:t xml:space="preserve"> - 2026                 |</w:t>
-      </w:r>
-    </w:p>
-    <w:p>
-      <w:pPr>
-        <w:spacing w:before="100" w:beforeAutospacing="1" w:after="0" w:line="240" w:lineRule="auto"/>
-        <w:rPr>
-          <w:rFonts w:ascii="Times New Roman" w:eastAsia="Times New Roman" w:hAnsi="Times New Roman" w:cs="Times New Roman"/>
-          <w:color w:val="1F1F1F"/>
-          <w:sz w:val="24"/>
-          <w:szCs w:val="24"/>
-          <w:lang w:eastAsia="es-AR"/>
-        </w:rPr>
-      </w:pPr>
-      <w:r>
-        <w:rPr>
-          <w:rFonts w:ascii="Times New Roman" w:eastAsia="Times New Roman" w:hAnsi="Times New Roman" w:cs="Times New Roman"/>
-          <w:b/>
-          <w:bCs/>
-          <w:color w:val="1F1F1F"/>
-          <w:sz w:val="27"/>
-          <w:szCs w:val="27"/>
-          <w:bdr w:val="none" w:sz="0" w:space="0" w:color="auto" w:frame="1"/>
-          <w:lang w:eastAsia="es-AR"/>
-        </w:rPr>
-        <w:t>+---------------------------------------------------------------------------------------+</w:t>
-      </w:r>
-    </w:p>
-    <w:p>
-      <w:pPr>
-        <w:spacing w:before="100" w:beforeAutospacing="1" w:after="0" w:line="240" w:lineRule="auto"/>
         <w:outlineLvl w:val="2"/>
         <w:rPr>
           <w:rFonts w:ascii="Times New Roman" w:eastAsia="Times New Roman" w:hAnsi="Times New Roman" w:cs="Times New Roman"/>
@@ -2343,7 +2919,20 @@
           <w:bdr w:val="none" w:sz="0" w:space="0" w:color="auto" w:frame="1"/>
           <w:lang w:eastAsia="es-AR"/>
         </w:rPr>
-        <w:t>4. Registro de Fuentes Consultadas</w:t>
+        <w:t>3</w:t>
+      </w:r>
+      <w:r>
+        <w:rPr>
+          <w:rFonts w:ascii="Times New Roman" w:eastAsia="Times New Roman" w:hAnsi="Times New Roman" w:cs="Times New Roman"/>
+          <w:b/>
+          <w:bCs/>
+          <w:color w:val="1F1F1F"/>
+          <w:sz w:val="27"/>
+          <w:szCs w:val="27"/>
+          <w:bdr w:val="none" w:sz="0" w:space="0" w:color="auto" w:frame="1"/>
+          <w:lang w:eastAsia="es-AR"/>
+        </w:rPr>
+        <w:t>. Registro de Fuentes Consultadas</w:t>
       </w:r>
     </w:p>
     <w:p>
@@ -2424,7 +3013,35 @@
           <w:bdr w:val="none" w:sz="0" w:space="0" w:color="auto" w:frame="1"/>
           <w:lang w:eastAsia="es-AR"/>
         </w:rPr>
-        <w:t>Fiesta litúrgica de San Faustino de la Encarnación Sch.P.</w:t>
+        <w:t xml:space="preserve">Fiesta litúrgica de San Faustino de la Encarnación </w:t>
+      </w:r>
+      <w:proofErr w:type="spellStart"/>
+      <w:r>
+        <w:rPr>
+          <w:rFonts w:ascii="Times New Roman" w:eastAsia="Times New Roman" w:hAnsi="Times New Roman" w:cs="Times New Roman"/>
+          <w:i/>
+          <w:iCs/>
+          <w:color w:val="1F1F1F"/>
+          <w:sz w:val="24"/>
+          <w:szCs w:val="24"/>
+          <w:bdr w:val="none" w:sz="0" w:space="0" w:color="auto" w:frame="1"/>
+          <w:lang w:eastAsia="es-AR"/>
+        </w:rPr>
+        <w:t>Sch.P</w:t>
+      </w:r>
+      <w:proofErr w:type="spellEnd"/>
+      <w:r>
+        <w:rPr>
+          <w:rFonts w:ascii="Times New Roman" w:eastAsia="Times New Roman" w:hAnsi="Times New Roman" w:cs="Times New Roman"/>
+          <w:i/>
+          <w:iCs/>
+          <w:color w:val="1F1F1F"/>
+          <w:sz w:val="24"/>
+          <w:szCs w:val="24"/>
+          <w:bdr w:val="none" w:sz="0" w:space="0" w:color="auto" w:frame="1"/>
+          <w:lang w:eastAsia="es-AR"/>
+        </w:rPr>
+        <w:t>.</w:t>
       </w:r>
     </w:p>
     <w:p>
@@ -2477,8 +3094,8 @@
 </file>
 
 <file path=word/numbering.xml><?xml version="1.0" encoding="utf-8"?>
-<w:numbering xmlns:wpc="http://schemas.microsoft.com/office/word/2010/wordprocessingCanvas" xmlns:cx="http://schemas.microsoft.com/office/drawing/2014/chartex" xmlns:mc="http://schemas.openxmlformats.org/markup-compatibility/2006" xmlns:o="urn:schemas-microsoft-com:office:office" xmlns:r="http://schemas.openxmlformats.org/officeDocument/2006/relationships" xmlns:m="http://schemas.openxmlformats.org/officeDocument/2006/math" xmlns:v="urn:schemas-microsoft-com:vml" xmlns:wp14="http://schemas.microsoft.com/office/word/2010/wordprocessingDrawing" xmlns:wp="http://schemas.openxmlformats.org/drawingml/2006/wordprocessingDrawing" xmlns:w10="urn:schemas-microsoft-com:office:word" xmlns:w="http://schemas.openxmlformats.org/wordprocessingml/2006/main" xmlns:w14="http://schemas.microsoft.com/office/word/2010/wordml" xmlns:w15="http://schemas.microsoft.com/office/word/2012/wordml" xmlns:w16se="http://schemas.microsoft.com/office/word/2015/wordml/symex" xmlns:wpg="http://schemas.microsoft.com/office/word/2010/wordprocessingGroup" xmlns:wpi="http://schemas.microsoft.com/office/word/2010/wordprocessingInk" xmlns:wne="http://schemas.microsoft.com/office/word/2006/wordml" xmlns:wps="http://schemas.microsoft.com/office/word/2010/wordprocessingShape" mc:Ignorable="w14 w15 w16se wp14">
-  <w:abstractNum w:abstractNumId="0" w15:restartNumberingAfterBreak="0">
+<w:numbering xmlns:wpc="http://schemas.microsoft.com/office/word/2010/wordprocessingCanvas" xmlns:mc="http://schemas.openxmlformats.org/markup-compatibility/2006" xmlns:o="urn:schemas-microsoft-com:office:office" xmlns:r="http://schemas.openxmlformats.org/officeDocument/2006/relationships" xmlns:m="http://schemas.openxmlformats.org/officeDocument/2006/math" xmlns:v="urn:schemas-microsoft-com:vml" xmlns:wp14="http://schemas.microsoft.com/office/word/2010/wordprocessingDrawing" xmlns:wp="http://schemas.openxmlformats.org/drawingml/2006/wordprocessingDrawing" xmlns:w10="urn:schemas-microsoft-com:office:word" xmlns:w="http://schemas.openxmlformats.org/wordprocessingml/2006/main" xmlns:w14="http://schemas.microsoft.com/office/word/2010/wordml" xmlns:wpg="http://schemas.microsoft.com/office/word/2010/wordprocessingGroup" xmlns:wpi="http://schemas.microsoft.com/office/word/2010/wordprocessingInk" xmlns:wne="http://schemas.microsoft.com/office/word/2006/wordml" xmlns:wps="http://schemas.microsoft.com/office/word/2010/wordprocessingShape" mc:Ignorable="w14 wp14">
+  <w:abstractNum w:abstractNumId="0">
     <w:nsid w:val="2552059B"/>
     <w:multiLevelType w:val="multilevel"/>
     <w:tmpl w:val="8FB0FCEA"/>
@@ -2591,7 +3208,7 @@
       </w:pPr>
     </w:lvl>
   </w:abstractNum>
-  <w:abstractNum w:abstractNumId="1" w15:restartNumberingAfterBreak="0">
+  <w:abstractNum w:abstractNumId="1">
     <w:nsid w:val="46921670"/>
     <w:multiLevelType w:val="multilevel"/>
     <w:tmpl w:val="146831D4"/>
@@ -2708,7 +3325,7 @@
       </w:pPr>
     </w:lvl>
   </w:abstractNum>
-  <w:abstractNum w:abstractNumId="2" w15:restartNumberingAfterBreak="0">
+  <w:abstractNum w:abstractNumId="2">
     <w:nsid w:val="5E145DF9"/>
     <w:multiLevelType w:val="multilevel"/>
     <w:tmpl w:val="B61E45D6"/>
@@ -2857,7 +3474,7 @@
       </w:rPr>
     </w:lvl>
   </w:abstractNum>
-  <w:abstractNum w:abstractNumId="3" w15:restartNumberingAfterBreak="0">
+  <w:abstractNum w:abstractNumId="3">
     <w:nsid w:val="6E2C5C2B"/>
     <w:multiLevelType w:val="multilevel"/>
     <w:tmpl w:val="61603130"/>
@@ -3022,7 +3639,7 @@
 </file>
 
 <file path=word/styles.xml><?xml version="1.0" encoding="utf-8"?>
-<w:styles xmlns:mc="http://schemas.openxmlformats.org/markup-compatibility/2006" xmlns:r="http://schemas.openxmlformats.org/officeDocument/2006/relationships" xmlns:w="http://schemas.openxmlformats.org/wordprocessingml/2006/main" xmlns:w14="http://schemas.microsoft.com/office/word/2010/wordml" xmlns:w15="http://schemas.microsoft.com/office/word/2012/wordml" xmlns:w16se="http://schemas.microsoft.com/office/word/2015/wordml/symex" mc:Ignorable="w14 w15 w16se">
+<w:styles xmlns:mc="http://schemas.openxmlformats.org/markup-compatibility/2006" xmlns:r="http://schemas.openxmlformats.org/officeDocument/2006/relationships" xmlns:w="http://schemas.openxmlformats.org/wordprocessingml/2006/main" xmlns:w14="http://schemas.microsoft.com/office/word/2010/wordml" mc:Ignorable="w14">
   <w:docDefaults>
     <w:rPrDefault>
       <w:rPr>
@@ -3038,378 +3655,144 @@
       </w:pPr>
     </w:pPrDefault>
   </w:docDefaults>
-  <w:latentStyles w:defLockedState="0" w:defUIPriority="99" w:defSemiHidden="0" w:defUnhideWhenUsed="0" w:defQFormat="0" w:count="371">
-    <w:lsdException w:name="Normal" w:uiPriority="0" w:qFormat="1"/>
-    <w:lsdException w:name="heading 1" w:uiPriority="9" w:qFormat="1"/>
-    <w:lsdException w:name="heading 2" w:semiHidden="1" w:uiPriority="9" w:unhideWhenUsed="1" w:qFormat="1"/>
-    <w:lsdException w:name="heading 3" w:semiHidden="1" w:uiPriority="9" w:unhideWhenUsed="1" w:qFormat="1"/>
-    <w:lsdException w:name="heading 4" w:semiHidden="1" w:uiPriority="9" w:unhideWhenUsed="1" w:qFormat="1"/>
-    <w:lsdException w:name="heading 5" w:semiHidden="1" w:uiPriority="9" w:unhideWhenUsed="1" w:qFormat="1"/>
-    <w:lsdException w:name="heading 6" w:semiHidden="1" w:uiPriority="9" w:unhideWhenUsed="1" w:qFormat="1"/>
-    <w:lsdException w:name="heading 7" w:semiHidden="1" w:uiPriority="9" w:unhideWhenUsed="1" w:qFormat="1"/>
-    <w:lsdException w:name="heading 8" w:semiHidden="1" w:uiPriority="9" w:unhideWhenUsed="1" w:qFormat="1"/>
-    <w:lsdException w:name="heading 9" w:semiHidden="1" w:uiPriority="9" w:unhideWhenUsed="1" w:qFormat="1"/>
-    <w:lsdException w:name="index 1" w:semiHidden="1" w:unhideWhenUsed="1"/>
-    <w:lsdException w:name="index 2" w:semiHidden="1" w:unhideWhenUsed="1"/>
-    <w:lsdException w:name="index 3" w:semiHidden="1" w:unhideWhenUsed="1"/>
-    <w:lsdException w:name="index 4" w:semiHidden="1" w:unhideWhenUsed="1"/>
-    <w:lsdException w:name="index 5" w:semiHidden="1" w:unhideWhenUsed="1"/>
-    <w:lsdException w:name="index 6" w:semiHidden="1" w:unhideWhenUsed="1"/>
-    <w:lsdException w:name="index 7" w:semiHidden="1" w:unhideWhenUsed="1"/>
-    <w:lsdException w:name="index 8" w:semiHidden="1" w:unhideWhenUsed="1"/>
-    <w:lsdException w:name="index 9" w:semiHidden="1" w:unhideWhenUsed="1"/>
-    <w:lsdException w:name="toc 1" w:semiHidden="1" w:uiPriority="39" w:unhideWhenUsed="1"/>
-    <w:lsdException w:name="toc 2" w:semiHidden="1" w:uiPriority="39" w:unhideWhenUsed="1"/>
-    <w:lsdException w:name="toc 3" w:semiHidden="1" w:uiPriority="39" w:unhideWhenUsed="1"/>
-    <w:lsdException w:name="toc 4" w:semiHidden="1" w:uiPriority="39" w:unhideWhenUsed="1"/>
-    <w:lsdException w:name="toc 5" w:semiHidden="1" w:uiPriority="39" w:unhideWhenUsed="1"/>
-    <w:lsdException w:name="toc 6" w:semiHidden="1" w:uiPriority="39" w:unhideWhenUsed="1"/>
-    <w:lsdException w:name="toc 7" w:semiHidden="1" w:uiPriority="39" w:unhideWhenUsed="1"/>
-    <w:lsdException w:name="toc 8" w:semiHidden="1" w:uiPriority="39" w:unhideWhenUsed="1"/>
-    <w:lsdException w:name="toc 9" w:semiHidden="1" w:uiPriority="39" w:unhideWhenUsed="1"/>
-    <w:lsdException w:name="Normal Indent" w:semiHidden="1" w:unhideWhenUsed="1"/>
-    <w:lsdException w:name="footnote text" w:semiHidden="1" w:unhideWhenUsed="1"/>
-    <w:lsdException w:name="annotation text" w:semiHidden="1" w:unhideWhenUsed="1"/>
-    <w:lsdException w:name="header" w:semiHidden="1" w:unhideWhenUsed="1"/>
-    <w:lsdException w:name="footer" w:semiHidden="1" w:unhideWhenUsed="1"/>
-    <w:lsdException w:name="index heading" w:semiHidden="1" w:unhideWhenUsed="1"/>
-    <w:lsdException w:name="caption" w:semiHidden="1" w:uiPriority="35" w:unhideWhenUsed="1" w:qFormat="1"/>
-    <w:lsdException w:name="table of figures" w:semiHidden="1" w:unhideWhenUsed="1"/>
-    <w:lsdException w:name="envelope address" w:semiHidden="1" w:unhideWhenUsed="1"/>
-    <w:lsdException w:name="envelope return" w:semiHidden="1" w:unhideWhenUsed="1"/>
-    <w:lsdException w:name="footnote reference" w:semiHidden="1" w:unhideWhenUsed="1"/>
-    <w:lsdException w:name="annotation reference" w:semiHidden="1" w:unhideWhenUsed="1"/>
-    <w:lsdException w:name="line number" w:semiHidden="1" w:unhideWhenUsed="1"/>
-    <w:lsdException w:name="page number" w:semiHidden="1" w:unhideWhenUsed="1"/>
-    <w:lsdException w:name="endnote reference" w:semiHidden="1" w:unhideWhenUsed="1"/>
-    <w:lsdException w:name="endnote text" w:semiHidden="1" w:unhideWhenUsed="1"/>
-    <w:lsdException w:name="table of authorities" w:semiHidden="1" w:unhideWhenUsed="1"/>
-    <w:lsdException w:name="macro" w:semiHidden="1" w:unhideWhenUsed="1"/>
-    <w:lsdException w:name="toa heading" w:semiHidden="1" w:unhideWhenUsed="1"/>
-    <w:lsdException w:name="List" w:semiHidden="1" w:unhideWhenUsed="1"/>
-    <w:lsdException w:name="List Bullet" w:semiHidden="1" w:unhideWhenUsed="1"/>
-    <w:lsdException w:name="List Number" w:semiHidden="1" w:unhideWhenUsed="1"/>
-    <w:lsdException w:name="List 2" w:semiHidden="1" w:unhideWhenUsed="1"/>
-    <w:lsdException w:name="List 3" w:semiHidden="1" w:unhideWhenUsed="1"/>
-    <w:lsdException w:name="List 4" w:semiHidden="1" w:unhideWhenUsed="1"/>
-    <w:lsdException w:name="List 5" w:semiHidden="1" w:unhideWhenUsed="1"/>
-    <w:lsdException w:name="List Bullet 2" w:semiHidden="1" w:unhideWhenUsed="1"/>
-    <w:lsdException w:name="List Bullet 3" w:semiHidden="1" w:unhideWhenUsed="1"/>
-    <w:lsdException w:name="List Bullet 4" w:semiHidden="1" w:unhideWhenUsed="1"/>
-    <w:lsdException w:name="List Bullet 5" w:semiHidden="1" w:unhideWhenUsed="1"/>
-    <w:lsdException w:name="List Number 2" w:semiHidden="1" w:unhideWhenUsed="1"/>
-    <w:lsdException w:name="List Number 3" w:semiHidden="1" w:unhideWhenUsed="1"/>
-    <w:lsdException w:name="List Number 4" w:semiHidden="1" w:unhideWhenUsed="1"/>
-    <w:lsdException w:name="List Number 5" w:semiHidden="1" w:unhideWhenUsed="1"/>
-    <w:lsdException w:name="Title" w:uiPriority="10" w:qFormat="1"/>
-    <w:lsdException w:name="Closing" w:semiHidden="1" w:unhideWhenUsed="1"/>
-    <w:lsdException w:name="Signature" w:semiHidden="1" w:unhideWhenUsed="1"/>
-    <w:lsdException w:name="Default Paragraph Font" w:semiHidden="1" w:uiPriority="1" w:unhideWhenUsed="1"/>
-    <w:lsdException w:name="Body Text" w:semiHidden="1" w:unhideWhenUsed="1"/>
-    <w:lsdException w:name="Body Text Indent" w:semiHidden="1" w:unhideWhenUsed="1"/>
-    <w:lsdException w:name="List Continue" w:semiHidden="1" w:unhideWhenUsed="1"/>
-    <w:lsdException w:name="List Continue 2" w:semiHidden="1" w:unhideWhenUsed="1"/>
-    <w:lsdException w:name="List Continue 3" w:semiHidden="1" w:unhideWhenUsed="1"/>
-    <w:lsdException w:name="List Continue 4" w:semiHidden="1" w:unhideWhenUsed="1"/>
-    <w:lsdException w:name="List Continue 5" w:semiHidden="1" w:unhideWhenUsed="1"/>
-    <w:lsdException w:name="Message Header" w:semiHidden="1" w:unhideWhenUsed="1"/>
-    <w:lsdException w:name="Subtitle" w:uiPriority="11" w:qFormat="1"/>
-    <w:lsdException w:name="Salutation" w:semiHidden="1" w:unhideWhenUsed="1"/>
-    <w:lsdException w:name="Date" w:semiHidden="1" w:unhideWhenUsed="1"/>
-    <w:lsdException w:name="Body Text First Indent" w:semiHidden="1" w:unhideWhenUsed="1"/>
-    <w:lsdException w:name="Body Text First Indent 2" w:semiHidden="1" w:unhideWhenUsed="1"/>
-    <w:lsdException w:name="Note Heading" w:semiHidden="1" w:unhideWhenUsed="1"/>
-    <w:lsdException w:name="Body Text 2" w:semiHidden="1" w:unhideWhenUsed="1"/>
-    <w:lsdException w:name="Body Text 3" w:semiHidden="1" w:unhideWhenUsed="1"/>
-    <w:lsdException w:name="Body Text Indent 2" w:semiHidden="1" w:unhideWhenUsed="1"/>
-    <w:lsdException w:name="Body Text Indent 3" w:semiHidden="1" w:unhideWhenUsed="1"/>
-    <w:lsdException w:name="Block Text" w:semiHidden="1" w:unhideWhenUsed="1"/>
-    <w:lsdException w:name="Hyperlink" w:semiHidden="1" w:unhideWhenUsed="1"/>
-    <w:lsdException w:name="FollowedHyperlink" w:semiHidden="1" w:unhideWhenUsed="1"/>
-    <w:lsdException w:name="Strong" w:uiPriority="22" w:qFormat="1"/>
-    <w:lsdException w:name="Emphasis" w:uiPriority="20" w:qFormat="1"/>
-    <w:lsdException w:name="Document Map" w:semiHidden="1" w:unhideWhenUsed="1"/>
-    <w:lsdException w:name="Plain Text" w:semiHidden="1" w:unhideWhenUsed="1"/>
-    <w:lsdException w:name="E-mail Signature" w:semiHidden="1" w:unhideWhenUsed="1"/>
-    <w:lsdException w:name="HTML Top of Form" w:semiHidden="1" w:unhideWhenUsed="1"/>
-    <w:lsdException w:name="HTML Bottom of Form" w:semiHidden="1" w:unhideWhenUsed="1"/>
-    <w:lsdException w:name="Normal (Web)" w:semiHidden="1" w:unhideWhenUsed="1"/>
-    <w:lsdException w:name="HTML Acronym" w:semiHidden="1" w:unhideWhenUsed="1"/>
-    <w:lsdException w:name="HTML Address" w:semiHidden="1" w:unhideWhenUsed="1"/>
-    <w:lsdException w:name="HTML Cite" w:semiHidden="1" w:unhideWhenUsed="1"/>
-    <w:lsdException w:name="HTML Code" w:semiHidden="1" w:unhideWhenUsed="1"/>
-    <w:lsdException w:name="HTML Definition" w:semiHidden="1" w:unhideWhenUsed="1"/>
-    <w:lsdException w:name="HTML Keyboard" w:semiHidden="1" w:unhideWhenUsed="1"/>
-    <w:lsdException w:name="HTML Preformatted" w:semiHidden="1" w:unhideWhenUsed="1"/>
-    <w:lsdException w:name="HTML Sample" w:semiHidden="1" w:unhideWhenUsed="1"/>
-    <w:lsdException w:name="HTML Typewriter" w:semiHidden="1" w:unhideWhenUsed="1"/>
-    <w:lsdException w:name="HTML Variable" w:semiHidden="1" w:unhideWhenUsed="1"/>
-    <w:lsdException w:name="Normal Table" w:semiHidden="1" w:unhideWhenUsed="1"/>
-    <w:lsdException w:name="annotation subject" w:semiHidden="1" w:unhideWhenUsed="1"/>
-    <w:lsdException w:name="No List" w:semiHidden="1" w:unhideWhenUsed="1"/>
-    <w:lsdException w:name="Outline List 1" w:semiHidden="1" w:unhideWhenUsed="1"/>
-    <w:lsdException w:name="Outline List 2" w:semiHidden="1" w:unhideWhenUsed="1"/>
-    <w:lsdException w:name="Outline List 3" w:semiHidden="1" w:unhideWhenUsed="1"/>
-    <w:lsdException w:name="Table Simple 1" w:semiHidden="1" w:unhideWhenUsed="1"/>
-    <w:lsdException w:name="Table Simple 2" w:semiHidden="1" w:unhideWhenUsed="1"/>
-    <w:lsdException w:name="Table Simple 3" w:semiHidden="1" w:unhideWhenUsed="1"/>
-    <w:lsdException w:name="Table Classic 1" w:semiHidden="1" w:unhideWhenUsed="1"/>
-    <w:lsdException w:name="Table Classic 2" w:semiHidden="1" w:unhideWhenUsed="1"/>
-    <w:lsdException w:name="Table Classic 3" w:semiHidden="1" w:unhideWhenUsed="1"/>
-    <w:lsdException w:name="Table Classic 4" w:semiHidden="1" w:unhideWhenUsed="1"/>
-    <w:lsdException w:name="Table Colorful 1" w:semiHidden="1" w:unhideWhenUsed="1"/>
-    <w:lsdException w:name="Table Colorful 2" w:semiHidden="1" w:unhideWhenUsed="1"/>
-    <w:lsdException w:name="Table Colorful 3" w:semiHidden="1" w:unhideWhenUsed="1"/>
-    <w:lsdException w:name="Table Columns 1" w:semiHidden="1" w:unhideWhenUsed="1"/>
-    <w:lsdException w:name="Table Columns 2" w:semiHidden="1" w:unhideWhenUsed="1"/>
-    <w:lsdException w:name="Table Columns 3" w:semiHidden="1" w:unhideWhenUsed="1"/>
-    <w:lsdException w:name="Table Columns 4" w:semiHidden="1" w:unhideWhenUsed="1"/>
-    <w:lsdException w:name="Table Columns 5" w:semiHidden="1" w:unhideWhenUsed="1"/>
-    <w:lsdException w:name="Table Grid 1" w:semiHidden="1" w:unhideWhenUsed="1"/>
-    <w:lsdException w:name="Table Grid 2" w:semiHidden="1" w:unhideWhenUsed="1"/>
-    <w:lsdException w:name="Table Grid 3" w:semiHidden="1" w:unhideWhenUsed="1"/>
-    <w:lsdException w:name="Table Grid 4" w:semiHidden="1" w:unhideWhenUsed="1"/>
-    <w:lsdException w:name="Table Grid 5" w:semiHidden="1" w:unhideWhenUsed="1"/>
-    <w:lsdException w:name="Table Grid 6" w:semiHidden="1" w:unhideWhenUsed="1"/>
-    <w:lsdException w:name="Table Grid 7" w:semiHidden="1" w:unhideWhenUsed="1"/>
-    <w:lsdException w:name="Table Grid 8" w:semiHidden="1" w:unhideWhenUsed="1"/>
-    <w:lsdException w:name="Table List 1" w:semiHidden="1" w:unhideWhenUsed="1"/>
-    <w:lsdException w:name="Table List 2" w:semiHidden="1" w:unhideWhenUsed="1"/>
-    <w:lsdException w:name="Table List 3" w:semiHidden="1" w:unhideWhenUsed="1"/>
-    <w:lsdException w:name="Table List 4" w:semiHidden="1" w:unhideWhenUsed="1"/>
-    <w:lsdException w:name="Table List 5" w:semiHidden="1" w:unhideWhenUsed="1"/>
-    <w:lsdException w:name="Table List 6" w:semiHidden="1" w:unhideWhenUsed="1"/>
-    <w:lsdException w:name="Table List 7" w:semiHidden="1" w:unhideWhenUsed="1"/>
-    <w:lsdException w:name="Table List 8" w:semiHidden="1" w:unhideWhenUsed="1"/>
-    <w:lsdException w:name="Table 3D effects 1" w:semiHidden="1" w:unhideWhenUsed="1"/>
-    <w:lsdException w:name="Table 3D effects 2" w:semiHidden="1" w:unhideWhenUsed="1"/>
-    <w:lsdException w:name="Table 3D effects 3" w:semiHidden="1" w:unhideWhenUsed="1"/>
-    <w:lsdException w:name="Table Contemporary" w:semiHidden="1" w:unhideWhenUsed="1"/>
-    <w:lsdException w:name="Table Elegant" w:semiHidden="1" w:unhideWhenUsed="1"/>
-    <w:lsdException w:name="Table Professional" w:semiHidden="1" w:unhideWhenUsed="1"/>
-    <w:lsdException w:name="Table Subtle 1" w:semiHidden="1" w:unhideWhenUsed="1"/>
-    <w:lsdException w:name="Table Subtle 2" w:semiHidden="1" w:unhideWhenUsed="1"/>
-    <w:lsdException w:name="Table Web 1" w:semiHidden="1" w:unhideWhenUsed="1"/>
-    <w:lsdException w:name="Table Web 2" w:semiHidden="1" w:unhideWhenUsed="1"/>
-    <w:lsdException w:name="Table Web 3" w:semiHidden="1" w:unhideWhenUsed="1"/>
-    <w:lsdException w:name="Balloon Text" w:semiHidden="1" w:unhideWhenUsed="1"/>
-    <w:lsdException w:name="Table Grid" w:uiPriority="59"/>
-    <w:lsdException w:name="Table Theme" w:semiHidden="1" w:unhideWhenUsed="1"/>
-    <w:lsdException w:name="Placeholder Text" w:semiHidden="1"/>
-    <w:lsdException w:name="No Spacing" w:uiPriority="1" w:qFormat="1"/>
-    <w:lsdException w:name="Light Shading" w:uiPriority="60"/>
-    <w:lsdException w:name="Light List" w:uiPriority="61"/>
-    <w:lsdException w:name="Light Grid" w:uiPriority="62"/>
-    <w:lsdException w:name="Medium Shading 1" w:uiPriority="63"/>
-    <w:lsdException w:name="Medium Shading 2" w:uiPriority="64"/>
-    <w:lsdException w:name="Medium List 1" w:uiPriority="65"/>
-    <w:lsdException w:name="Medium List 2" w:uiPriority="66"/>
-    <w:lsdException w:name="Medium Grid 1" w:uiPriority="67"/>
-    <w:lsdException w:name="Medium Grid 2" w:uiPriority="68"/>
-    <w:lsdException w:name="Medium Grid 3" w:uiPriority="69"/>
-    <w:lsdException w:name="Dark List" w:uiPriority="70"/>
-    <w:lsdException w:name="Colorful Shading" w:uiPriority="71"/>
-    <w:lsdException w:name="Colorful List" w:uiPriority="72"/>
-    <w:lsdException w:name="Colorful Grid" w:uiPriority="73"/>
-    <w:lsdException w:name="Light Shading Accent 1" w:uiPriority="60"/>
-    <w:lsdException w:name="Light List Accent 1" w:uiPriority="61"/>
-    <w:lsdException w:name="Light Grid Accent 1" w:uiPriority="62"/>
-    <w:lsdException w:name="Medium Shading 1 Accent 1" w:uiPriority="63"/>
-    <w:lsdException w:name="Medium Shading 2 Accent 1" w:uiPriority="64"/>
-    <w:lsdException w:name="Medium List 1 Accent 1" w:uiPriority="65"/>
-    <w:lsdException w:name="Revision" w:semiHidden="1"/>
-    <w:lsdException w:name="List Paragraph" w:uiPriority="34" w:qFormat="1"/>
-    <w:lsdException w:name="Quote" w:uiPriority="29" w:qFormat="1"/>
-    <w:lsdException w:name="Intense Quote" w:uiPriority="30" w:qFormat="1"/>
-    <w:lsdException w:name="Medium List 2 Accent 1" w:uiPriority="66"/>
-    <w:lsdException w:name="Medium Grid 1 Accent 1" w:uiPriority="67"/>
-    <w:lsdException w:name="Medium Grid 2 Accent 1" w:uiPriority="68"/>
-    <w:lsdException w:name="Medium Grid 3 Accent 1" w:uiPriority="69"/>
-    <w:lsdException w:name="Dark List Accent 1" w:uiPriority="70"/>
-    <w:lsdException w:name="Colorful Shading Accent 1" w:uiPriority="71"/>
-    <w:lsdException w:name="Colorful List Accent 1" w:uiPriority="72"/>
-    <w:lsdException w:name="Colorful Grid Accent 1" w:uiPriority="73"/>
-    <w:lsdException w:name="Light Shading Accent 2" w:uiPriority="60"/>
-    <w:lsdException w:name="Light List Accent 2" w:uiPriority="61"/>
-    <w:lsdException w:name="Light Grid Accent 2" w:uiPriority="62"/>
-    <w:lsdException w:name="Medium Shading 1 Accent 2" w:uiPriority="63"/>
-    <w:lsdException w:name="Medium Shading 2 Accent 2" w:uiPriority="64"/>
-    <w:lsdException w:name="Medium List 1 Accent 2" w:uiPriority="65"/>
-    <w:lsdException w:name="Medium List 2 Accent 2" w:uiPriority="66"/>
-    <w:lsdException w:name="Medium Grid 1 Accent 2" w:uiPriority="67"/>
-    <w:lsdException w:name="Medium Grid 2 Accent 2" w:uiPriority="68"/>
-    <w:lsdException w:name="Medium Grid 3 Accent 2" w:uiPriority="69"/>
-    <w:lsdException w:name="Dark List Accent 2" w:uiPriority="70"/>
-    <w:lsdException w:name="Colorful Shading Accent 2" w:uiPriority="71"/>
-    <w:lsdException w:name="Colorful List Accent 2" w:uiPriority="72"/>
-    <w:lsdException w:name="Colorful Grid Accent 2" w:uiPriority="73"/>
-    <w:lsdException w:name="Light Shading Accent 3" w:uiPriority="60"/>
-    <w:lsdException w:name="Light List Accent 3" w:uiPriority="61"/>
-    <w:lsdException w:name="Light Grid Accent 3" w:uiPriority="62"/>
-    <w:lsdException w:name="Medium Shading 1 Accent 3" w:uiPriority="63"/>
-    <w:lsdException w:name="Medium Shading 2 Accent 3" w:uiPriority="64"/>
-    <w:lsdException w:name="Medium List 1 Accent 3" w:uiPriority="65"/>
-    <w:lsdException w:name="Medium List 2 Accent 3" w:uiPriority="66"/>
-    <w:lsdException w:name="Medium Grid 1 Accent 3" w:uiPriority="67"/>
-    <w:lsdException w:name="Medium Grid 2 Accent 3" w:uiPriority="68"/>
-    <w:lsdException w:name="Medium Grid 3 Accent 3" w:uiPriority="69"/>
-    <w:lsdException w:name="Dark List Accent 3" w:uiPriority="70"/>
-    <w:lsdException w:name="Colorful Shading Accent 3" w:uiPriority="71"/>
-    <w:lsdException w:name="Colorful List Accent 3" w:uiPriority="72"/>
-    <w:lsdException w:name="Colorful Grid Accent 3" w:uiPriority="73"/>
-    <w:lsdException w:name="Light Shading Accent 4" w:uiPriority="60"/>
-    <w:lsdException w:name="Light List Accent 4" w:uiPriority="61"/>
-    <w:lsdException w:name="Light Grid Accent 4" w:uiPriority="62"/>
-    <w:lsdException w:name="Medium Shading 1 Accent 4" w:uiPriority="63"/>
-    <w:lsdException w:name="Medium Shading 2 Accent 4" w:uiPriority="64"/>
-    <w:lsdException w:name="Medium List 1 Accent 4" w:uiPriority="65"/>
-    <w:lsdException w:name="Medium List 2 Accent 4" w:uiPriority="66"/>
-    <w:lsdException w:name="Medium Grid 1 Accent 4" w:uiPriority="67"/>
-    <w:lsdException w:name="Medium Grid 2 Accent 4" w:uiPriority="68"/>
-    <w:lsdException w:name="Medium Grid 3 Accent 4" w:uiPriority="69"/>
-    <w:lsdException w:name="Dark List Accent 4" w:uiPriority="70"/>
-    <w:lsdException w:name="Colorful Shading Accent 4" w:uiPriority="71"/>
-    <w:lsdException w:name="Colorful List Accent 4" w:uiPriority="72"/>
-    <w:lsdException w:name="Colorful Grid Accent 4" w:uiPriority="73"/>
-    <w:lsdException w:name="Light Shading Accent 5" w:uiPriority="60"/>
-    <w:lsdException w:name="Light List Accent 5" w:uiPriority="61"/>
-    <w:lsdException w:name="Light Grid Accent 5" w:uiPriority="62"/>
-    <w:lsdException w:name="Medium Shading 1 Accent 5" w:uiPriority="63"/>
-    <w:lsdException w:name="Medium Shading 2 Accent 5" w:uiPriority="64"/>
-    <w:lsdException w:name="Medium List 1 Accent 5" w:uiPriority="65"/>
-    <w:lsdException w:name="Medium List 2 Accent 5" w:uiPriority="66"/>
-    <w:lsdException w:name="Medium Grid 1 Accent 5" w:uiPriority="67"/>
-    <w:lsdException w:name="Medium Grid 2 Accent 5" w:uiPriority="68"/>
-    <w:lsdException w:name="Medium Grid 3 Accent 5" w:uiPriority="69"/>
-    <w:lsdException w:name="Dark List Accent 5" w:uiPriority="70"/>
-    <w:lsdException w:name="Colorful Shading Accent 5" w:uiPriority="71"/>
-    <w:lsdException w:name="Colorful List Accent 5" w:uiPriority="72"/>
-    <w:lsdException w:name="Colorful Grid Accent 5" w:uiPriority="73"/>
-    <w:lsdException w:name="Light Shading Accent 6" w:uiPriority="60"/>
-    <w:lsdException w:name="Light List Accent 6" w:uiPriority="61"/>
-    <w:lsdException w:name="Light Grid Accent 6" w:uiPriority="62"/>
-    <w:lsdException w:name="Medium Shading 1 Accent 6" w:uiPriority="63"/>
-    <w:lsdException w:name="Medium Shading 2 Accent 6" w:uiPriority="64"/>
-    <w:lsdException w:name="Medium List 1 Accent 6" w:uiPriority="65"/>
-    <w:lsdException w:name="Medium List 2 Accent 6" w:uiPriority="66"/>
-    <w:lsdException w:name="Medium Grid 1 Accent 6" w:uiPriority="67"/>
-    <w:lsdException w:name="Medium Grid 2 Accent 6" w:uiPriority="68"/>
-    <w:lsdException w:name="Medium Grid 3 Accent 6" w:uiPriority="69"/>
-    <w:lsdException w:name="Dark List Accent 6" w:uiPriority="70"/>
-    <w:lsdException w:name="Colorful Shading Accent 6" w:uiPriority="71"/>
-    <w:lsdException w:name="Colorful List Accent 6" w:uiPriority="72"/>
-    <w:lsdException w:name="Colorful Grid Accent 6" w:uiPriority="73"/>
-    <w:lsdException w:name="Subtle Emphasis" w:uiPriority="19" w:qFormat="1"/>
-    <w:lsdException w:name="Intense Emphasis" w:uiPriority="21" w:qFormat="1"/>
-    <w:lsdException w:name="Subtle Reference" w:uiPriority="31" w:qFormat="1"/>
-    <w:lsdException w:name="Intense Reference" w:uiPriority="32" w:qFormat="1"/>
-    <w:lsdException w:name="Book Title" w:uiPriority="33" w:qFormat="1"/>
-    <w:lsdException w:name="Bibliography" w:semiHidden="1" w:uiPriority="37" w:unhideWhenUsed="1"/>
-    <w:lsdException w:name="TOC Heading" w:semiHidden="1" w:uiPriority="39" w:unhideWhenUsed="1" w:qFormat="1"/>
-    <w:lsdException w:name="Plain Table 1" w:uiPriority="41"/>
-    <w:lsdException w:name="Plain Table 2" w:uiPriority="42"/>
-    <w:lsdException w:name="Plain Table 3" w:uiPriority="43"/>
-    <w:lsdException w:name="Plain Table 4" w:uiPriority="44"/>
-    <w:lsdException w:name="Plain Table 5" w:uiPriority="45"/>
-    <w:lsdException w:name="Grid Table Light" w:uiPriority="40"/>
-    <w:lsdException w:name="Grid Table 1 Light" w:uiPriority="46"/>
-    <w:lsdException w:name="Grid Table 2" w:uiPriority="47"/>
-    <w:lsdException w:name="Grid Table 3" w:uiPriority="48"/>
-    <w:lsdException w:name="Grid Table 4" w:uiPriority="49"/>
-    <w:lsdException w:name="Grid Table 5 Dark" w:uiPriority="50"/>
-    <w:lsdException w:name="Grid Table 6 Colorful" w:uiPriority="51"/>
-    <w:lsdException w:name="Grid Table 7 Colorful" w:uiPriority="52"/>
-    <w:lsdException w:name="Grid Table 1 Light Accent 1" w:uiPriority="46"/>
-    <w:lsdException w:name="Grid Table 2 Accent 1" w:uiPriority="47"/>
-    <w:lsdException w:name="Grid Table 3 Accent 1" w:uiPriority="48"/>
-    <w:lsdException w:name="Grid Table 4 Accent 1" w:uiPriority="49"/>
-    <w:lsdException w:name="Grid Table 5 Dark Accent 1" w:uiPriority="50"/>
-    <w:lsdException w:name="Grid Table 6 Colorful Accent 1" w:uiPriority="51"/>
-    <w:lsdException w:name="Grid Table 7 Colorful Accent 1" w:uiPriority="52"/>
-    <w:lsdException w:name="Grid Table 1 Light Accent 2" w:uiPriority="46"/>
-    <w:lsdException w:name="Grid Table 2 Accent 2" w:uiPriority="47"/>
-    <w:lsdException w:name="Grid Table 3 Accent 2" w:uiPriority="48"/>
-    <w:lsdException w:name="Grid Table 4 Accent 2" w:uiPriority="49"/>
-    <w:lsdException w:name="Grid Table 5 Dark Accent 2" w:uiPriority="50"/>
-    <w:lsdException w:name="Grid Table 6 Colorful Accent 2" w:uiPriority="51"/>
-    <w:lsdException w:name="Grid Table 7 Colorful Accent 2" w:uiPriority="52"/>
-    <w:lsdException w:name="Grid Table 1 Light Accent 3" w:uiPriority="46"/>
-    <w:lsdException w:name="Grid Table 2 Accent 3" w:uiPriority="47"/>
-    <w:lsdException w:name="Grid Table 3 Accent 3" w:uiPriority="48"/>
-    <w:lsdException w:name="Grid Table 4 Accent 3" w:uiPriority="49"/>
-    <w:lsdException w:name="Grid Table 5 Dark Accent 3" w:uiPriority="50"/>
-    <w:lsdException w:name="Grid Table 6 Colorful Accent 3" w:uiPriority="51"/>
-    <w:lsdException w:name="Grid Table 7 Colorful Accent 3" w:uiPriority="52"/>
-    <w:lsdException w:name="Grid Table 1 Light Accent 4" w:uiPriority="46"/>
-    <w:lsdException w:name="Grid Table 2 Accent 4" w:uiPriority="47"/>
-    <w:lsdException w:name="Grid Table 3 Accent 4" w:uiPriority="48"/>
-    <w:lsdException w:name="Grid Table 4 Accent 4" w:uiPriority="49"/>
-    <w:lsdException w:name="Grid Table 5 Dark Accent 4" w:uiPriority="50"/>
-    <w:lsdException w:name="Grid Table 6 Colorful Accent 4" w:uiPriority="51"/>
-    <w:lsdException w:name="Grid Table 7 Colorful Accent 4" w:uiPriority="52"/>
-    <w:lsdException w:name="Grid Table 1 Light Accent 5" w:uiPriority="46"/>
-    <w:lsdException w:name="Grid Table 2 Accent 5" w:uiPriority="47"/>
-    <w:lsdException w:name="Grid Table 3 Accent 5" w:uiPriority="48"/>
-    <w:lsdException w:name="Grid Table 4 Accent 5" w:uiPriority="49"/>
-    <w:lsdException w:name="Grid Table 5 Dark Accent 5" w:uiPriority="50"/>
-    <w:lsdException w:name="Grid Table 6 Colorful Accent 5" w:uiPriority="51"/>
-    <w:lsdException w:name="Grid Table 7 Colorful Accent 5" w:uiPriority="52"/>
-    <w:lsdException w:name="Grid Table 1 Light Accent 6" w:uiPriority="46"/>
-    <w:lsdException w:name="Grid Table 2 Accent 6" w:uiPriority="47"/>
-    <w:lsdException w:name="Grid Table 3 Accent 6" w:uiPriority="48"/>
-    <w:lsdException w:name="Grid Table 4 Accent 6" w:uiPriority="49"/>
-    <w:lsdException w:name="Grid Table 5 Dark Accent 6" w:uiPriority="50"/>
-    <w:lsdException w:name="Grid Table 6 Colorful Accent 6" w:uiPriority="51"/>
-    <w:lsdException w:name="Grid Table 7 Colorful Accent 6" w:uiPriority="52"/>
-    <w:lsdException w:name="List Table 1 Light" w:uiPriority="46"/>
-    <w:lsdException w:name="List Table 2" w:uiPriority="47"/>
-    <w:lsdException w:name="List Table 3" w:uiPriority="48"/>
-    <w:lsdException w:name="List Table 4" w:uiPriority="49"/>
-    <w:lsdException w:name="List Table 5 Dark" w:uiPriority="50"/>
-    <w:lsdException w:name="List Table 6 Colorful" w:uiPriority="51"/>
-    <w:lsdException w:name="List Table 7 Colorful" w:uiPriority="52"/>
-    <w:lsdException w:name="List Table 1 Light Accent 1" w:uiPriority="46"/>
-    <w:lsdException w:name="List Table 2 Accent 1" w:uiPriority="47"/>
-    <w:lsdException w:name="List Table 3 Accent 1" w:uiPriority="48"/>
-    <w:lsdException w:name="List Table 4 Accent 1" w:uiPriority="49"/>
-    <w:lsdException w:name="List Table 5 Dark Accent 1" w:uiPriority="50"/>
-    <w:lsdException w:name="List Table 6 Colorful Accent 1" w:uiPriority="51"/>
-    <w:lsdException w:name="List Table 7 Colorful Accent 1" w:uiPriority="52"/>
-    <w:lsdException w:name="List Table 1 Light Accent 2" w:uiPriority="46"/>
-    <w:lsdException w:name="List Table 2 Accent 2" w:uiPriority="47"/>
-    <w:lsdException w:name="List Table 3 Accent 2" w:uiPriority="48"/>
-    <w:lsdException w:name="List Table 4 Accent 2" w:uiPriority="49"/>
-    <w:lsdException w:name="List Table 5 Dark Accent 2" w:uiPriority="50"/>
-    <w:lsdException w:name="List Table 6 Colorful Accent 2" w:uiPriority="51"/>
-    <w:lsdException w:name="List Table 7 Colorful Accent 2" w:uiPriority="52"/>
-    <w:lsdException w:name="List Table 1 Light Accent 3" w:uiPriority="46"/>
-    <w:lsdException w:name="List Table 2 Accent 3" w:uiPriority="47"/>
-    <w:lsdException w:name="List Table 3 Accent 3" w:uiPriority="48"/>
-    <w:lsdException w:name="List Table 4 Accent 3" w:uiPriority="49"/>
-    <w:lsdException w:name="List Table 5 Dark Accent 3" w:uiPriority="50"/>
-    <w:lsdException w:name="List Table 6 Colorful Accent 3" w:uiPriority="51"/>
-    <w:lsdException w:name="List Table 7 Colorful Accent 3" w:uiPriority="52"/>
-    <w:lsdException w:name="List Table 1 Light Accent 4" w:uiPriority="46"/>
-    <w:lsdException w:name="List Table 2 Accent 4" w:uiPriority="47"/>
-    <w:lsdException w:name="List Table 3 Accent 4" w:uiPriority="48"/>
-    <w:lsdException w:name="List Table 4 Accent 4" w:uiPriority="49"/>
-    <w:lsdException w:name="List Table 5 Dark Accent 4" w:uiPriority="50"/>
-    <w:lsdException w:name="List Table 6 Colorful Accent 4" w:uiPriority="51"/>
-    <w:lsdException w:name="List Table 7 Colorful Accent 4" w:uiPriority="52"/>
-    <w:lsdException w:name="List Table 1 Light Accent 5" w:uiPriority="46"/>
-    <w:lsdException w:name="List Table 2 Accent 5" w:uiPriority="47"/>
-    <w:lsdException w:name="List Table 3 Accent 5" w:uiPriority="48"/>
-    <w:lsdException w:name="List Table 4 Accent 5" w:uiPriority="49"/>
-    <w:lsdException w:name="List Table 5 Dark Accent 5" w:uiPriority="50"/>
-    <w:lsdException w:name="List Table 6 Colorful Accent 5" w:uiPriority="51"/>
-    <w:lsdException w:name="List Table 7 Colorful Accent 5" w:uiPriority="52"/>
-    <w:lsdException w:name="List Table 1 Light Accent 6" w:uiPriority="46"/>
-    <w:lsdException w:name="List Table 2 Accent 6" w:uiPriority="47"/>
-    <w:lsdException w:name="List Table 3 Accent 6" w:uiPriority="48"/>
-    <w:lsdException w:name="List Table 4 Accent 6" w:uiPriority="49"/>
-    <w:lsdException w:name="List Table 5 Dark Accent 6" w:uiPriority="50"/>
-    <w:lsdException w:name="List Table 6 Colorful Accent 6" w:uiPriority="51"/>
-    <w:lsdException w:name="List Table 7 Colorful Accent 6" w:uiPriority="52"/>
+  <w:latentStyles w:defLockedState="0" w:defUIPriority="99" w:defSemiHidden="1" w:defUnhideWhenUsed="1" w:defQFormat="0" w:count="267">
+    <w:lsdException w:name="Normal" w:semiHidden="0" w:uiPriority="0" w:unhideWhenUsed="0" w:qFormat="1"/>
+    <w:lsdException w:name="heading 1" w:semiHidden="0" w:uiPriority="9" w:unhideWhenUsed="0" w:qFormat="1"/>
+    <w:lsdException w:name="heading 2" w:uiPriority="9" w:qFormat="1"/>
+    <w:lsdException w:name="heading 3" w:uiPriority="9" w:qFormat="1"/>
+    <w:lsdException w:name="heading 4" w:uiPriority="9" w:qFormat="1"/>
+    <w:lsdException w:name="heading 5" w:uiPriority="9" w:qFormat="1"/>
+    <w:lsdException w:name="heading 6" w:uiPriority="9" w:qFormat="1"/>
+    <w:lsdException w:name="heading 7" w:uiPriority="9" w:qFormat="1"/>
+    <w:lsdException w:name="heading 8" w:uiPriority="9" w:qFormat="1"/>
+    <w:lsdException w:name="heading 9" w:uiPriority="9" w:qFormat="1"/>
+    <w:lsdException w:name="toc 1" w:uiPriority="39"/>
+    <w:lsdException w:name="toc 2" w:uiPriority="39"/>
+    <w:lsdException w:name="toc 3" w:uiPriority="39"/>
+    <w:lsdException w:name="toc 4" w:uiPriority="39"/>
+    <w:lsdException w:name="toc 5" w:uiPriority="39"/>
+    <w:lsdException w:name="toc 6" w:uiPriority="39"/>
+    <w:lsdException w:name="toc 7" w:uiPriority="39"/>
+    <w:lsdException w:name="toc 8" w:uiPriority="39"/>
+    <w:lsdException w:name="toc 9" w:uiPriority="39"/>
+    <w:lsdException w:name="caption" w:uiPriority="35" w:qFormat="1"/>
+    <w:lsdException w:name="Title" w:semiHidden="0" w:uiPriority="10" w:unhideWhenUsed="0" w:qFormat="1"/>
+    <w:lsdException w:name="Default Paragraph Font" w:uiPriority="1"/>
+    <w:lsdException w:name="Subtitle" w:semiHidden="0" w:uiPriority="11" w:unhideWhenUsed="0" w:qFormat="1"/>
+    <w:lsdException w:name="Strong" w:semiHidden="0" w:uiPriority="22" w:unhideWhenUsed="0" w:qFormat="1"/>
+    <w:lsdException w:name="Emphasis" w:semiHidden="0" w:uiPriority="20" w:unhideWhenUsed="0" w:qFormat="1"/>
+    <w:lsdException w:name="Table Grid" w:semiHidden="0" w:uiPriority="59" w:unhideWhenUsed="0"/>
+    <w:lsdException w:name="Placeholder Text" w:unhideWhenUsed="0"/>
+    <w:lsdException w:name="No Spacing" w:semiHidden="0" w:uiPriority="1" w:unhideWhenUsed="0" w:qFormat="1"/>
+    <w:lsdException w:name="Light Shading" w:semiHidden="0" w:uiPriority="60" w:unhideWhenUsed="0"/>
+    <w:lsdException w:name="Light List" w:semiHidden="0" w:uiPriority="61" w:unhideWhenUsed="0"/>
+    <w:lsdException w:name="Light Grid" w:semiHidden="0" w:uiPriority="62" w:unhideWhenUsed="0"/>
+    <w:lsdException w:name="Medium Shading 1" w:semiHidden="0" w:uiPriority="63" w:unhideWhenUsed="0"/>
+    <w:lsdException w:name="Medium Shading 2" w:semiHidden="0" w:uiPriority="64" w:unhideWhenUsed="0"/>
+    <w:lsdException w:name="Medium List 1" w:semiHidden="0" w:uiPriority="65" w:unhideWhenUsed="0"/>
+    <w:lsdException w:name="Medium List 2" w:semiHidden="0" w:uiPriority="66" w:unhideWhenUsed="0"/>
+    <w:lsdException w:name="Medium Grid 1" w:semiHidden="0" w:uiPriority="67" w:unhideWhenUsed="0"/>
+    <w:lsdException w:name="Medium Grid 2" w:semiHidden="0" w:uiPriority="68" w:unhideWhenUsed="0"/>
+    <w:lsdException w:name="Medium Grid 3" w:semiHidden="0" w:uiPriority="69" w:unhideWhenUsed="0"/>
+    <w:lsdException w:name="Dark List" w:semiHidden="0" w:uiPriority="70" w:unhideWhenUsed="0"/>
+    <w:lsdException w:name="Colorful Shading" w:semiHidden="0" w:uiPriority="71" w:unhideWhenUsed="0"/>
+    <w:lsdException w:name="Colorful List" w:semiHidden="0" w:uiPriority="72" w:unhideWhenUsed="0"/>
+    <w:lsdException w:name="Colorful Grid" w:semiHidden="0" w:uiPriority="73" w:unhideWhenUsed="0"/>
+    <w:lsdException w:name="Light Shading Accent 1" w:semiHidden="0" w:uiPriority="60" w:unhideWhenUsed="0"/>
+    <w:lsdException w:name="Light List Accent 1" w:semiHidden="0" w:uiPriority="61" w:unhideWhenUsed="0"/>
+    <w:lsdException w:name="Light Grid Accent 1" w:semiHidden="0" w:uiPriority="62" w:unhideWhenUsed="0"/>
+    <w:lsdException w:name="Medium Shading 1 Accent 1" w:semiHidden="0" w:uiPriority="63" w:unhideWhenUsed="0"/>
+    <w:lsdException w:name="Medium Shading 2 Accent 1" w:semiHidden="0" w:uiPriority="64" w:unhideWhenUsed="0"/>
+    <w:lsdException w:name="Medium List 1 Accent 1" w:semiHidden="0" w:uiPriority="65" w:unhideWhenUsed="0"/>
+    <w:lsdException w:name="Revision" w:unhideWhenUsed="0"/>
+    <w:lsdException w:name="List Paragraph" w:semiHidden="0" w:uiPriority="34" w:unhideWhenUsed="0" w:qFormat="1"/>
+    <w:lsdException w:name="Quote" w:semiHidden="0" w:uiPriority="29" w:unhideWhenUsed="0" w:qFormat="1"/>
+    <w:lsdException w:name="Intense Quote" w:semiHidden="0" w:uiPriority="30" w:unhideWhenUsed="0" w:qFormat="1"/>
+    <w:lsdException w:name="Medium List 2 Accent 1" w:semiHidden="0" w:uiPriority="66" w:unhideWhenUsed="0"/>
+    <w:lsdException w:name="Medium Grid 1 Accent 1" w:semiHidden="0" w:uiPriority="67" w:unhideWhenUsed="0"/>
+    <w:lsdException w:name="Medium Grid 2 Accent 1" w:semiHidden="0" w:uiPriority="68" w:unhideWhenUsed="0"/>
+    <w:lsdException w:name="Medium Grid 3 Accent 1" w:semiHidden="0" w:uiPriority="69" w:unhideWhenUsed="0"/>
+    <w:lsdException w:name="Dark List Accent 1" w:semiHidden="0" w:uiPriority="70" w:unhideWhenUsed="0"/>
+    <w:lsdException w:name="Colorful Shading Accent 1" w:semiHidden="0" w:uiPriority="71" w:unhideWhenUsed="0"/>
+    <w:lsdException w:name="Colorful List Accent 1" w:semiHidden="0" w:uiPriority="72" w:unhideWhenUsed="0"/>
+    <w:lsdException w:name="Colorful Grid Accent 1" w:semiHidden="0" w:uiPriority="73" w:unhideWhenUsed="0"/>
+    <w:lsdException w:name="Light Shading Accent 2" w:semiHidden="0" w:uiPriority="60" w:unhideWhenUsed="0"/>
+    <w:lsdException w:name="Light List Accent 2" w:semiHidden="0" w:uiPriority="61" w:unhideWhenUsed="0"/>
+    <w:lsdException w:name="Light Grid Accent 2" w:semiHidden="0" w:uiPriority="62" w:unhideWhenUsed="0"/>
+    <w:lsdException w:name="Medium Shading 1 Accent 2" w:semiHidden="0" w:uiPriority="63" w:unhideWhenUsed="0"/>
+    <w:lsdException w:name="Medium Shading 2 Accent 2" w:semiHidden="0" w:uiPriority="64" w:unhideWhenUsed="0"/>
+    <w:lsdException w:name="Medium List 1 Accent 2" w:semiHidden="0" w:uiPriority="65" w:unhideWhenUsed="0"/>
+    <w:lsdException w:name="Medium List 2 Accent 2" w:semiHidden="0" w:uiPriority="66" w:unhideWhenUsed="0"/>
+    <w:lsdException w:name="Medium Grid 1 Accent 2" w:semiHidden="0" w:uiPriority="67" w:unhideWhenUsed="0"/>
+    <w:lsdException w:name="Medium Grid 2 Accent 2" w:semiHidden="0" w:uiPriority="68" w:unhideWhenUsed="0"/>
+    <w:lsdException w:name="Medium Grid 3 Accent 2" w:semiHidden="0" w:uiPriority="69" w:unhideWhenUsed="0"/>
+    <w:lsdException w:name="Dark List Accent 2" w:semiHidden="0" w:uiPriority="70" w:unhideWhenUsed="0"/>
+    <w:lsdException w:name="Colorful Shading Accent 2" w:semiHidden="0" w:uiPriority="71" w:unhideWhenUsed="0"/>
+    <w:lsdException w:name="Colorful List Accent 2" w:semiHidden="0" w:uiPriority="72" w:unhideWhenUsed="0"/>
+    <w:lsdException w:name="Colorful Grid Accent 2" w:semiHidden="0" w:uiPriority="73" w:unhideWhenUsed="0"/>
+    <w:lsdException w:name="Light Shading Accent 3" w:semiHidden="0" w:uiPriority="60" w:unhideWhenUsed="0"/>
+    <w:lsdException w:name="Light List Accent 3" w:semiHidden="0" w:uiPriority="61" w:unhideWhenUsed="0"/>
+    <w:lsdException w:name="Light Grid Accent 3" w:semiHidden="0" w:uiPriority="62" w:unhideWhenUsed="0"/>
+    <w:lsdException w:name="Medium Shading 1 Accent 3" w:semiHidden="0" w:uiPriority="63" w:unhideWhenUsed="0"/>
+    <w:lsdException w:name="Medium Shading 2 Accent 3" w:semiHidden="0" w:uiPriority="64" w:unhideWhenUsed="0"/>
+    <w:lsdException w:name="Medium List 1 Accent 3" w:semiHidden="0" w:uiPriority="65" w:unhideWhenUsed="0"/>
+    <w:lsdException w:name="Medium List 2 Accent 3" w:semiHidden="0" w:uiPriority="66" w:unhideWhenUsed="0"/>
+    <w:lsdException w:name="Medium Grid 1 Accent 3" w:semiHidden="0" w:uiPriority="67" w:unhideWhenUsed="0"/>
+    <w:lsdException w:name="Medium Grid 2 Accent 3" w:semiHidden="0" w:uiPriority="68" w:unhideWhenUsed="0"/>
+    <w:lsdException w:name="Medium Grid 3 Accent 3" w:semiHidden="0" w:uiPriority="69" w:unhideWhenUsed="0"/>
+    <w:lsdException w:name="Dark List Accent 3" w:semiHidden="0" w:uiPriority="70" w:unhideWhenUsed="0"/>
+    <w:lsdException w:name="Colorful Shading Accent 3" w:semiHidden="0" w:uiPriority="71" w:unhideWhenUsed="0"/>
+    <w:lsdException w:name="Colorful List Accent 3" w:semiHidden="0" w:uiPriority="72" w:unhideWhenUsed="0"/>
+    <w:lsdException w:name="Colorful Grid Accent 3" w:semiHidden="0" w:uiPriority="73" w:unhideWhenUsed="0"/>
+    <w:lsdException w:name="Light Shading Accent 4" w:semiHidden="0" w:uiPriority="60" w:unhideWhenUsed="0"/>
+    <w:lsdException w:name="Light List Accent 4" w:semiHidden="0" w:uiPriority="61" w:unhideWhenUsed="0"/>
+    <w:lsdException w:name="Light Grid Accent 4" w:semiHidden="0" w:uiPriority="62" w:unhideWhenUsed="0"/>
+    <w:lsdException w:name="Medium Shading 1 Accent 4" w:semiHidden="0" w:uiPriority="63" w:unhideWhenUsed="0"/>
+    <w:lsdException w:name="Medium Shading 2 Accent 4" w:semiHidden="0" w:uiPriority="64" w:unhideWhenUsed="0"/>
+    <w:lsdException w:name="Medium List 1 Accent 4" w:semiHidden="0" w:uiPriority="65" w:unhideWhenUsed="0"/>
+    <w:lsdException w:name="Medium List 2 Accent 4" w:semiHidden="0" w:uiPriority="66" w:unhideWhenUsed="0"/>
+    <w:lsdException w:name="Medium Grid 1 Accent 4" w:semiHidden="0" w:uiPriority="67" w:unhideWhenUsed="0"/>
+    <w:lsdException w:name="Medium Grid 2 Accent 4" w:semiHidden="0" w:uiPriority="68" w:unhideWhenUsed="0"/>
+    <w:lsdException w:name="Medium Grid 3 Accent 4" w:semiHidden="0" w:uiPriority="69" w:unhideWhenUsed="0"/>
+    <w:lsdException w:name="Dark List Accent 4" w:semiHidden="0" w:uiPriority="70" w:unhideWhenUsed="0"/>
+    <w:lsdException w:name="Colorful Shading Accent 4" w:semiHidden="0" w:uiPriority="71" w:unhideWhenUsed="0"/>
+    <w:lsdException w:name="Colorful List Accent 4" w:semiHidden="0" w:uiPriority="72" w:unhideWhenUsed="0"/>
+    <w:lsdException w:name="Colorful Grid Accent 4" w:semiHidden="0" w:uiPriority="73" w:unhideWhenUsed="0"/>
+    <w:lsdException w:name="Light Shading Accent 5" w:semiHidden="0" w:uiPriority="60" w:unhideWhenUsed="0"/>
+    <w:lsdException w:name="Light List Accent 5" w:semiHidden="0" w:uiPriority="61" w:unhideWhenUsed="0"/>
+    <w:lsdException w:name="Light Grid Accent 5" w:semiHidden="0" w:uiPriority="62" w:unhideWhenUsed="0"/>
+    <w:lsdException w:name="Medium Shading 1 Accent 5" w:semiHidden="0" w:uiPriority="63" w:unhideWhenUsed="0"/>
+    <w:lsdException w:name="Medium Shading 2 Accent 5" w:semiHidden="0" w:uiPriority="64" w:unhideWhenUsed="0"/>
+    <w:lsdException w:name="Medium List 1 Accent 5" w:semiHidden="0" w:uiPriority="65" w:unhideWhenUsed="0"/>
+    <w:lsdException w:name="Medium List 2 Accent 5" w:semiHidden="0" w:uiPriority="66" w:unhideWhenUsed="0"/>
+    <w:lsdException w:name="Medium Grid 1 Accent 5" w:semiHidden="0" w:uiPriority="67" w:unhideWhenUsed="0"/>
+    <w:lsdException w:name="Medium Grid 2 Accent 5" w:semiHidden="0" w:uiPriority="68" w:unhideWhenUsed="0"/>
+    <w:lsdException w:name="Medium Grid 3 Accent 5" w:semiHidden="0" w:uiPriority="69" w:unhideWhenUsed="0"/>
+    <w:lsdException w:name="Dark List Accent 5" w:semiHidden="0" w:uiPriority="70" w:unhideWhenUsed="0"/>
+    <w:lsdException w:name="Colorful Shading Accent 5" w:semiHidden="0" w:uiPriority="71" w:unhideWhenUsed="0"/>
+    <w:lsdException w:name="Colorful List Accent 5" w:semiHidden="0" w:uiPriority="72" w:unhideWhenUsed="0"/>
+    <w:lsdException w:name="Colorful Grid Accent 5" w:semiHidden="0" w:uiPriority="73" w:unhideWhenUsed="0"/>
+    <w:lsdException w:name="Light Shading Accent 6" w:semiHidden="0" w:uiPriority="60" w:unhideWhenUsed="0"/>
+    <w:lsdException w:name="Light List Accent 6" w:semiHidden="0" w:uiPriority="61" w:unhideWhenUsed="0"/>
+    <w:lsdException w:name="Light Grid Accent 6" w:semiHidden="0" w:uiPriority="62" w:unhideWhenUsed="0"/>
+    <w:lsdException w:name="Medium Shading 1 Accent 6" w:semiHidden="0" w:uiPriority="63" w:unhideWhenUsed="0"/>
+    <w:lsdException w:name="Medium Shading 2 Accent 6" w:semiHidden="0" w:uiPriority="64" w:unhideWhenUsed="0"/>
+    <w:lsdException w:name="Medium List 1 Accent 6" w:semiHidden="0" w:uiPriority="65" w:unhideWhenUsed="0"/>
+    <w:lsdException w:name="Medium List 2 Accent 6" w:semiHidden="0" w:uiPriority="66" w:unhideWhenUsed="0"/>
+    <w:lsdException w:name="Medium Grid 1 Accent 6" w:semiHidden="0" w:uiPriority="67" w:unhideWhenUsed="0"/>
+    <w:lsdException w:name="Medium Grid 2 Accent 6" w:semiHidden="0" w:uiPriority="68" w:unhideWhenUsed="0"/>
+    <w:lsdException w:name="Medium Grid 3 Accent 6" w:semiHidden="0" w:uiPriority="69" w:unhideWhenUsed="0"/>
+    <w:lsdException w:name="Dark List Accent 6" w:semiHidden="0" w:uiPriority="70" w:unhideWhenUsed="0"/>
+    <w:lsdException w:name="Colorful Shading Accent 6" w:semiHidden="0" w:uiPriority="71" w:unhideWhenUsed="0"/>
+    <w:lsdException w:name="Colorful List Accent 6" w:semiHidden="0" w:uiPriority="72" w:unhideWhenUsed="0"/>
+    <w:lsdException w:name="Colorful Grid Accent 6" w:semiHidden="0" w:uiPriority="73" w:unhideWhenUsed="0"/>
+    <w:lsdException w:name="Subtle Emphasis" w:semiHidden="0" w:uiPriority="19" w:unhideWhenUsed="0" w:qFormat="1"/>
+    <w:lsdException w:name="Intense Emphasis" w:semiHidden="0" w:uiPriority="21" w:unhideWhenUsed="0" w:qFormat="1"/>
+    <w:lsdException w:name="Subtle Reference" w:semiHidden="0" w:uiPriority="31" w:unhideWhenUsed="0" w:qFormat="1"/>
+    <w:lsdException w:name="Intense Reference" w:semiHidden="0" w:uiPriority="32" w:unhideWhenUsed="0" w:qFormat="1"/>
+    <w:lsdException w:name="Book Title" w:semiHidden="0" w:uiPriority="33" w:unhideWhenUsed="0" w:qFormat="1"/>
+    <w:lsdException w:name="Bibliography" w:uiPriority="37"/>
+    <w:lsdException w:name="TOC Heading" w:uiPriority="39" w:qFormat="1"/>
   </w:latentStyles>
   <w:style w:type="paragraph" w:default="1" w:styleId="Normal">
     <w:name w:val="Normal"/>
@@ -3543,6 +3926,327 @@
       <w:rFonts w:ascii="Courier New" w:eastAsia="Times New Roman" w:hAnsi="Courier New" w:cs="Courier New"/>
       <w:sz w:val="20"/>
       <w:szCs w:val="20"/>
+    </w:rPr>
+  </w:style>
+  <w:style w:type="paragraph" w:customStyle="1" w:styleId="x1yc453h">
+    <w:name w:val="x1yc453h"/>
+    <w:basedOn w:val="Normal"/>
+    <w:rsid w:val="00E34B6C"/>
+    <w:pPr>
+      <w:spacing w:before="100" w:beforeAutospacing="1" w:after="100" w:afterAutospacing="1" w:line="240" w:lineRule="auto"/>
+    </w:pPr>
+    <w:rPr>
+      <w:rFonts w:ascii="Times New Roman" w:eastAsia="Times New Roman" w:hAnsi="Times New Roman" w:cs="Times New Roman"/>
+      <w:sz w:val="24"/>
+      <w:szCs w:val="24"/>
+      <w:lang w:eastAsia="es-AR"/>
+    </w:rPr>
+  </w:style>
+</w:styles>
+</file>
+
+<file path=word/stylesWithEffects.xml><?xml version="1.0" encoding="utf-8"?>
+<w:styles xmlns:wpc="http://schemas.microsoft.com/office/word/2010/wordprocessingCanvas" xmlns:mc="http://schemas.openxmlformats.org/markup-compatibility/2006" xmlns:o="urn:schemas-microsoft-com:office:office" xmlns:r="http://schemas.openxmlformats.org/officeDocument/2006/relationships" xmlns:m="http://schemas.openxmlformats.org/officeDocument/2006/math" xmlns:v="urn:schemas-microsoft-com:vml" xmlns:wp14="http://schemas.microsoft.com/office/word/2010/wordprocessingDrawing" xmlns:wp="http://schemas.openxmlformats.org/drawingml/2006/wordprocessingDrawing" xmlns:w10="urn:schemas-microsoft-com:office:word" xmlns:w="http://schemas.openxmlformats.org/wordprocessingml/2006/main" xmlns:w14="http://schemas.microsoft.com/office/word/2010/wordml" xmlns:wpg="http://schemas.microsoft.com/office/word/2010/wordprocessingGroup" xmlns:wpi="http://schemas.microsoft.com/office/word/2010/wordprocessingInk" xmlns:wne="http://schemas.microsoft.com/office/word/2006/wordml" xmlns:wps="http://schemas.microsoft.com/office/word/2010/wordprocessingShape" mc:Ignorable="w14 wp14">
+  <w:docDefaults>
+    <w:rPrDefault>
+      <w:rPr>
+        <w:rFonts w:asciiTheme="minorHAnsi" w:eastAsiaTheme="minorHAnsi" w:hAnsiTheme="minorHAnsi" w:cstheme="minorBidi"/>
+        <w:sz w:val="22"/>
+        <w:szCs w:val="22"/>
+        <w:lang w:val="es-AR" w:eastAsia="en-US" w:bidi="ar-SA"/>
+      </w:rPr>
+    </w:rPrDefault>
+    <w:pPrDefault>
+      <w:pPr>
+        <w:spacing w:after="200" w:line="276" w:lineRule="auto"/>
+      </w:pPr>
+    </w:pPrDefault>
+  </w:docDefaults>
+  <w:latentStyles w:defLockedState="0" w:defUIPriority="99" w:defSemiHidden="1" w:defUnhideWhenUsed="1" w:defQFormat="0" w:count="267">
+    <w:lsdException w:name="Normal" w:semiHidden="0" w:uiPriority="0" w:unhideWhenUsed="0" w:qFormat="1"/>
+    <w:lsdException w:name="heading 1" w:semiHidden="0" w:uiPriority="9" w:unhideWhenUsed="0" w:qFormat="1"/>
+    <w:lsdException w:name="heading 2" w:uiPriority="9" w:qFormat="1"/>
+    <w:lsdException w:name="heading 3" w:uiPriority="9" w:qFormat="1"/>
+    <w:lsdException w:name="heading 4" w:uiPriority="9" w:qFormat="1"/>
+    <w:lsdException w:name="heading 5" w:uiPriority="9" w:qFormat="1"/>
+    <w:lsdException w:name="heading 6" w:uiPriority="9" w:qFormat="1"/>
+    <w:lsdException w:name="heading 7" w:uiPriority="9" w:qFormat="1"/>
+    <w:lsdException w:name="heading 8" w:uiPriority="9" w:qFormat="1"/>
+    <w:lsdException w:name="heading 9" w:uiPriority="9" w:qFormat="1"/>
+    <w:lsdException w:name="toc 1" w:uiPriority="39"/>
+    <w:lsdException w:name="toc 2" w:uiPriority="39"/>
+    <w:lsdException w:name="toc 3" w:uiPriority="39"/>
+    <w:lsdException w:name="toc 4" w:uiPriority="39"/>
+    <w:lsdException w:name="toc 5" w:uiPriority="39"/>
+    <w:lsdException w:name="toc 6" w:uiPriority="39"/>
+    <w:lsdException w:name="toc 7" w:uiPriority="39"/>
+    <w:lsdException w:name="toc 8" w:uiPriority="39"/>
+    <w:lsdException w:name="toc 9" w:uiPriority="39"/>
+    <w:lsdException w:name="caption" w:uiPriority="35" w:qFormat="1"/>
+    <w:lsdException w:name="Title" w:semiHidden="0" w:uiPriority="10" w:unhideWhenUsed="0" w:qFormat="1"/>
+    <w:lsdException w:name="Default Paragraph Font" w:uiPriority="1"/>
+    <w:lsdException w:name="Subtitle" w:semiHidden="0" w:uiPriority="11" w:unhideWhenUsed="0" w:qFormat="1"/>
+    <w:lsdException w:name="Strong" w:semiHidden="0" w:uiPriority="22" w:unhideWhenUsed="0" w:qFormat="1"/>
+    <w:lsdException w:name="Emphasis" w:semiHidden="0" w:uiPriority="20" w:unhideWhenUsed="0" w:qFormat="1"/>
+    <w:lsdException w:name="Table Grid" w:semiHidden="0" w:uiPriority="59" w:unhideWhenUsed="0"/>
+    <w:lsdException w:name="Placeholder Text" w:unhideWhenUsed="0"/>
+    <w:lsdException w:name="No Spacing" w:semiHidden="0" w:uiPriority="1" w:unhideWhenUsed="0" w:qFormat="1"/>
+    <w:lsdException w:name="Light Shading" w:semiHidden="0" w:uiPriority="60" w:unhideWhenUsed="0"/>
+    <w:lsdException w:name="Light List" w:semiHidden="0" w:uiPriority="61" w:unhideWhenUsed="0"/>
+    <w:lsdException w:name="Light Grid" w:semiHidden="0" w:uiPriority="62" w:unhideWhenUsed="0"/>
+    <w:lsdException w:name="Medium Shading 1" w:semiHidden="0" w:uiPriority="63" w:unhideWhenUsed="0"/>
+    <w:lsdException w:name="Medium Shading 2" w:semiHidden="0" w:uiPriority="64" w:unhideWhenUsed="0"/>
+    <w:lsdException w:name="Medium List 1" w:semiHidden="0" w:uiPriority="65" w:unhideWhenUsed="0"/>
+    <w:lsdException w:name="Medium List 2" w:semiHidden="0" w:uiPriority="66" w:unhideWhenUsed="0"/>
+    <w:lsdException w:name="Medium Grid 1" w:semiHidden="0" w:uiPriority="67" w:unhideWhenUsed="0"/>
+    <w:lsdException w:name="Medium Grid 2" w:semiHidden="0" w:uiPriority="68" w:unhideWhenUsed="0"/>
+    <w:lsdException w:name="Medium Grid 3" w:semiHidden="0" w:uiPriority="69" w:unhideWhenUsed="0"/>
+    <w:lsdException w:name="Dark List" w:semiHidden="0" w:uiPriority="70" w:unhideWhenUsed="0"/>
+    <w:lsdException w:name="Colorful Shading" w:semiHidden="0" w:uiPriority="71" w:unhideWhenUsed="0"/>
+    <w:lsdException w:name="Colorful List" w:semiHidden="0" w:uiPriority="72" w:unhideWhenUsed="0"/>
+    <w:lsdException w:name="Colorful Grid" w:semiHidden="0" w:uiPriority="73" w:unhideWhenUsed="0"/>
+    <w:lsdException w:name="Light Shading Accent 1" w:semiHidden="0" w:uiPriority="60" w:unhideWhenUsed="0"/>
+    <w:lsdException w:name="Light List Accent 1" w:semiHidden="0" w:uiPriority="61" w:unhideWhenUsed="0"/>
+    <w:lsdException w:name="Light Grid Accent 1" w:semiHidden="0" w:uiPriority="62" w:unhideWhenUsed="0"/>
+    <w:lsdException w:name="Medium Shading 1 Accent 1" w:semiHidden="0" w:uiPriority="63" w:unhideWhenUsed="0"/>
+    <w:lsdException w:name="Medium Shading 2 Accent 1" w:semiHidden="0" w:uiPriority="64" w:unhideWhenUsed="0"/>
+    <w:lsdException w:name="Medium List 1 Accent 1" w:semiHidden="0" w:uiPriority="65" w:unhideWhenUsed="0"/>
+    <w:lsdException w:name="Revision" w:unhideWhenUsed="0"/>
+    <w:lsdException w:name="List Paragraph" w:semiHidden="0" w:uiPriority="34" w:unhideWhenUsed="0" w:qFormat="1"/>
+    <w:lsdException w:name="Quote" w:semiHidden="0" w:uiPriority="29" w:unhideWhenUsed="0" w:qFormat="1"/>
+    <w:lsdException w:name="Intense Quote" w:semiHidden="0" w:uiPriority="30" w:unhideWhenUsed="0" w:qFormat="1"/>
+    <w:lsdException w:name="Medium List 2 Accent 1" w:semiHidden="0" w:uiPriority="66" w:unhideWhenUsed="0"/>
+    <w:lsdException w:name="Medium Grid 1 Accent 1" w:semiHidden="0" w:uiPriority="67" w:unhideWhenUsed="0"/>
+    <w:lsdException w:name="Medium Grid 2 Accent 1" w:semiHidden="0" w:uiPriority="68" w:unhideWhenUsed="0"/>
+    <w:lsdException w:name="Medium Grid 3 Accent 1" w:semiHidden="0" w:uiPriority="69" w:unhideWhenUsed="0"/>
+    <w:lsdException w:name="Dark List Accent 1" w:semiHidden="0" w:uiPriority="70" w:unhideWhenUsed="0"/>
+    <w:lsdException w:name="Colorful Shading Accent 1" w:semiHidden="0" w:uiPriority="71" w:unhideWhenUsed="0"/>
+    <w:lsdException w:name="Colorful List Accent 1" w:semiHidden="0" w:uiPriority="72" w:unhideWhenUsed="0"/>
+    <w:lsdException w:name="Colorful Grid Accent 1" w:semiHidden="0" w:uiPriority="73" w:unhideWhenUsed="0"/>
+    <w:lsdException w:name="Light Shading Accent 2" w:semiHidden="0" w:uiPriority="60" w:unhideWhenUsed="0"/>
+    <w:lsdException w:name="Light List Accent 2" w:semiHidden="0" w:uiPriority="61" w:unhideWhenUsed="0"/>
+    <w:lsdException w:name="Light Grid Accent 2" w:semiHidden="0" w:uiPriority="62" w:unhideWhenUsed="0"/>
+    <w:lsdException w:name="Medium Shading 1 Accent 2" w:semiHidden="0" w:uiPriority="63" w:unhideWhenUsed="0"/>
+    <w:lsdException w:name="Medium Shading 2 Accent 2" w:semiHidden="0" w:uiPriority="64" w:unhideWhenUsed="0"/>
+    <w:lsdException w:name="Medium List 1 Accent 2" w:semiHidden="0" w:uiPriority="65" w:unhideWhenUsed="0"/>
+    <w:lsdException w:name="Medium List 2 Accent 2" w:semiHidden="0" w:uiPriority="66" w:unhideWhenUsed="0"/>
+    <w:lsdException w:name="Medium Grid 1 Accent 2" w:semiHidden="0" w:uiPriority="67" w:unhideWhenUsed="0"/>
+    <w:lsdException w:name="Medium Grid 2 Accent 2" w:semiHidden="0" w:uiPriority="68" w:unhideWhenUsed="0"/>
+    <w:lsdException w:name="Medium Grid 3 Accent 2" w:semiHidden="0" w:uiPriority="69" w:unhideWhenUsed="0"/>
+    <w:lsdException w:name="Dark List Accent 2" w:semiHidden="0" w:uiPriority="70" w:unhideWhenUsed="0"/>
+    <w:lsdException w:name="Colorful Shading Accent 2" w:semiHidden="0" w:uiPriority="71" w:unhideWhenUsed="0"/>
+    <w:lsdException w:name="Colorful List Accent 2" w:semiHidden="0" w:uiPriority="72" w:unhideWhenUsed="0"/>
+    <w:lsdException w:name="Colorful Grid Accent 2" w:semiHidden="0" w:uiPriority="73" w:unhideWhenUsed="0"/>
+    <w:lsdException w:name="Light Shading Accent 3" w:semiHidden="0" w:uiPriority="60" w:unhideWhenUsed="0"/>
+    <w:lsdException w:name="Light List Accent 3" w:semiHidden="0" w:uiPriority="61" w:unhideWhenUsed="0"/>
+    <w:lsdException w:name="Light Grid Accent 3" w:semiHidden="0" w:uiPriority="62" w:unhideWhenUsed="0"/>
+    <w:lsdException w:name="Medium Shading 1 Accent 3" w:semiHidden="0" w:uiPriority="63" w:unhideWhenUsed="0"/>
+    <w:lsdException w:name="Medium Shading 2 Accent 3" w:semiHidden="0" w:uiPriority="64" w:unhideWhenUsed="0"/>
+    <w:lsdException w:name="Medium List 1 Accent 3" w:semiHidden="0" w:uiPriority="65" w:unhideWhenUsed="0"/>
+    <w:lsdException w:name="Medium List 2 Accent 3" w:semiHidden="0" w:uiPriority="66" w:unhideWhenUsed="0"/>
+    <w:lsdException w:name="Medium Grid 1 Accent 3" w:semiHidden="0" w:uiPriority="67" w:unhideWhenUsed="0"/>
+    <w:lsdException w:name="Medium Grid 2 Accent 3" w:semiHidden="0" w:uiPriority="68" w:unhideWhenUsed="0"/>
+    <w:lsdException w:name="Medium Grid 3 Accent 3" w:semiHidden="0" w:uiPriority="69" w:unhideWhenUsed="0"/>
+    <w:lsdException w:name="Dark List Accent 3" w:semiHidden="0" w:uiPriority="70" w:unhideWhenUsed="0"/>
+    <w:lsdException w:name="Colorful Shading Accent 3" w:semiHidden="0" w:uiPriority="71" w:unhideWhenUsed="0"/>
+    <w:lsdException w:name="Colorful List Accent 3" w:semiHidden="0" w:uiPriority="72" w:unhideWhenUsed="0"/>
+    <w:lsdException w:name="Colorful Grid Accent 3" w:semiHidden="0" w:uiPriority="73" w:unhideWhenUsed="0"/>
+    <w:lsdException w:name="Light Shading Accent 4" w:semiHidden="0" w:uiPriority="60" w:unhideWhenUsed="0"/>
+    <w:lsdException w:name="Light List Accent 4" w:semiHidden="0" w:uiPriority="61" w:unhideWhenUsed="0"/>
+    <w:lsdException w:name="Light Grid Accent 4" w:semiHidden="0" w:uiPriority="62" w:unhideWhenUsed="0"/>
+    <w:lsdException w:name="Medium Shading 1 Accent 4" w:semiHidden="0" w:uiPriority="63" w:unhideWhenUsed="0"/>
+    <w:lsdException w:name="Medium Shading 2 Accent 4" w:semiHidden="0" w:uiPriority="64" w:unhideWhenUsed="0"/>
+    <w:lsdException w:name="Medium List 1 Accent 4" w:semiHidden="0" w:uiPriority="65" w:unhideWhenUsed="0"/>
+    <w:lsdException w:name="Medium List 2 Accent 4" w:semiHidden="0" w:uiPriority="66" w:unhideWhenUsed="0"/>
+    <w:lsdException w:name="Medium Grid 1 Accent 4" w:semiHidden="0" w:uiPriority="67" w:unhideWhenUsed="0"/>
+    <w:lsdException w:name="Medium Grid 2 Accent 4" w:semiHidden="0" w:uiPriority="68" w:unhideWhenUsed="0"/>
+    <w:lsdException w:name="Medium Grid 3 Accent 4" w:semiHidden="0" w:uiPriority="69" w:unhideWhenUsed="0"/>
+    <w:lsdException w:name="Dark List Accent 4" w:semiHidden="0" w:uiPriority="70" w:unhideWhenUsed="0"/>
+    <w:lsdException w:name="Colorful Shading Accent 4" w:semiHidden="0" w:uiPriority="71" w:unhideWhenUsed="0"/>
+    <w:lsdException w:name="Colorful List Accent 4" w:semiHidden="0" w:uiPriority="72" w:unhideWhenUsed="0"/>
+    <w:lsdException w:name="Colorful Grid Accent 4" w:semiHidden="0" w:uiPriority="73" w:unhideWhenUsed="0"/>
+    <w:lsdException w:name="Light Shading Accent 5" w:semiHidden="0" w:uiPriority="60" w:unhideWhenUsed="0"/>
+    <w:lsdException w:name="Light List Accent 5" w:semiHidden="0" w:uiPriority="61" w:unhideWhenUsed="0"/>
+    <w:lsdException w:name="Light Grid Accent 5" w:semiHidden="0" w:uiPriority="62" w:unhideWhenUsed="0"/>
+    <w:lsdException w:name="Medium Shading 1 Accent 5" w:semiHidden="0" w:uiPriority="63" w:unhideWhenUsed="0"/>
+    <w:lsdException w:name="Medium Shading 2 Accent 5" w:semiHidden="0" w:uiPriority="64" w:unhideWhenUsed="0"/>
+    <w:lsdException w:name="Medium List 1 Accent 5" w:semiHidden="0" w:uiPriority="65" w:unhideWhenUsed="0"/>
+    <w:lsdException w:name="Medium List 2 Accent 5" w:semiHidden="0" w:uiPriority="66" w:unhideWhenUsed="0"/>
+    <w:lsdException w:name="Medium Grid 1 Accent 5" w:semiHidden="0" w:uiPriority="67" w:unhideWhenUsed="0"/>
+    <w:lsdException w:name="Medium Grid 2 Accent 5" w:semiHidden="0" w:uiPriority="68" w:unhideWhenUsed="0"/>
+    <w:lsdException w:name="Medium Grid 3 Accent 5" w:semiHidden="0" w:uiPriority="69" w:unhideWhenUsed="0"/>
+    <w:lsdException w:name="Dark List Accent 5" w:semiHidden="0" w:uiPriority="70" w:unhideWhenUsed="0"/>
+    <w:lsdException w:name="Colorful Shading Accent 5" w:semiHidden="0" w:uiPriority="71" w:unhideWhenUsed="0"/>
+    <w:lsdException w:name="Colorful List Accent 5" w:semiHidden="0" w:uiPriority="72" w:unhideWhenUsed="0"/>
+    <w:lsdException w:name="Colorful Grid Accent 5" w:semiHidden="0" w:uiPriority="73" w:unhideWhenUsed="0"/>
+    <w:lsdException w:name="Light Shading Accent 6" w:semiHidden="0" w:uiPriority="60" w:unhideWhenUsed="0"/>
+    <w:lsdException w:name="Light List Accent 6" w:semiHidden="0" w:uiPriority="61" w:unhideWhenUsed="0"/>
+    <w:lsdException w:name="Light Grid Accent 6" w:semiHidden="0" w:uiPriority="62" w:unhideWhenUsed="0"/>
+    <w:lsdException w:name="Medium Shading 1 Accent 6" w:semiHidden="0" w:uiPriority="63" w:unhideWhenUsed="0"/>
+    <w:lsdException w:name="Medium Shading 2 Accent 6" w:semiHidden="0" w:uiPriority="64" w:unhideWhenUsed="0"/>
+    <w:lsdException w:name="Medium List 1 Accent 6" w:semiHidden="0" w:uiPriority="65" w:unhideWhenUsed="0"/>
+    <w:lsdException w:name="Medium List 2 Accent 6" w:semiHidden="0" w:uiPriority="66" w:unhideWhenUsed="0"/>
+    <w:lsdException w:name="Medium Grid 1 Accent 6" w:semiHidden="0" w:uiPriority="67" w:unhideWhenUsed="0"/>
+    <w:lsdException w:name="Medium Grid 2 Accent 6" w:semiHidden="0" w:uiPriority="68" w:unhideWhenUsed="0"/>
+    <w:lsdException w:name="Medium Grid 3 Accent 6" w:semiHidden="0" w:uiPriority="69" w:unhideWhenUsed="0"/>
+    <w:lsdException w:name="Dark List Accent 6" w:semiHidden="0" w:uiPriority="70" w:unhideWhenUsed="0"/>
+    <w:lsdException w:name="Colorful Shading Accent 6" w:semiHidden="0" w:uiPriority="71" w:unhideWhenUsed="0"/>
+    <w:lsdException w:name="Colorful List Accent 6" w:semiHidden="0" w:uiPriority="72" w:unhideWhenUsed="0"/>
+    <w:lsdException w:name="Colorful Grid Accent 6" w:semiHidden="0" w:uiPriority="73" w:unhideWhenUsed="0"/>
+    <w:lsdException w:name="Subtle Emphasis" w:semiHidden="0" w:uiPriority="19" w:unhideWhenUsed="0" w:qFormat="1"/>
+    <w:lsdException w:name="Intense Emphasis" w:semiHidden="0" w:uiPriority="21" w:unhideWhenUsed="0" w:qFormat="1"/>
+    <w:lsdException w:name="Subtle Reference" w:semiHidden="0" w:uiPriority="31" w:unhideWhenUsed="0" w:qFormat="1"/>
+    <w:lsdException w:name="Intense Reference" w:semiHidden="0" w:uiPriority="32" w:unhideWhenUsed="0" w:qFormat="1"/>
+    <w:lsdException w:name="Book Title" w:semiHidden="0" w:uiPriority="33" w:unhideWhenUsed="0" w:qFormat="1"/>
+    <w:lsdException w:name="Bibliography" w:uiPriority="37"/>
+    <w:lsdException w:name="TOC Heading" w:uiPriority="39" w:qFormat="1"/>
+  </w:latentStyles>
+  <w:style w:type="paragraph" w:default="1" w:styleId="Normal">
+    <w:name w:val="Normal"/>
+    <w:qFormat/>
+  </w:style>
+  <w:style w:type="paragraph" w:styleId="Ttulo3">
+    <w:name w:val="heading 3"/>
+    <w:basedOn w:val="Normal"/>
+    <w:link w:val="Ttulo3Car"/>
+    <w:uiPriority w:val="9"/>
+    <w:qFormat/>
+    <w:rsid w:val="002B54C9"/>
+    <w:pPr>
+      <w:spacing w:before="100" w:beforeAutospacing="1" w:after="100" w:afterAutospacing="1" w:line="240" w:lineRule="auto"/>
+      <w:outlineLvl w:val="2"/>
+    </w:pPr>
+    <w:rPr>
+      <w:rFonts w:ascii="Times New Roman" w:eastAsia="Times New Roman" w:hAnsi="Times New Roman" w:cs="Times New Roman"/>
+      <w:b/>
+      <w:bCs/>
+      <w:sz w:val="27"/>
+      <w:szCs w:val="27"/>
+      <w:lang w:eastAsia="es-AR"/>
+    </w:rPr>
+  </w:style>
+  <w:style w:type="character" w:default="1" w:styleId="Fuentedeprrafopredeter">
+    <w:name w:val="Default Paragraph Font"/>
+    <w:uiPriority w:val="1"/>
+    <w:semiHidden/>
+    <w:unhideWhenUsed/>
+  </w:style>
+  <w:style w:type="table" w:default="1" w:styleId="Tablanormal">
+    <w:name w:val="Normal Table"/>
+    <w:uiPriority w:val="99"/>
+    <w:semiHidden/>
+    <w:unhideWhenUsed/>
+    <w:tblPr>
+      <w:tblInd w:w="0" w:type="dxa"/>
+      <w:tblCellMar>
+        <w:top w:w="0" w:type="dxa"/>
+        <w:left w:w="108" w:type="dxa"/>
+        <w:bottom w:w="0" w:type="dxa"/>
+        <w:right w:w="108" w:type="dxa"/>
+      </w:tblCellMar>
+    </w:tblPr>
+  </w:style>
+  <w:style w:type="numbering" w:default="1" w:styleId="Sinlista">
+    <w:name w:val="No List"/>
+    <w:uiPriority w:val="99"/>
+    <w:semiHidden/>
+    <w:unhideWhenUsed/>
+  </w:style>
+  <w:style w:type="character" w:customStyle="1" w:styleId="Ttulo3Car">
+    <w:name w:val="Título 3 Car"/>
+    <w:basedOn w:val="Fuentedeprrafopredeter"/>
+    <w:link w:val="Ttulo3"/>
+    <w:uiPriority w:val="9"/>
+    <w:rsid w:val="002B54C9"/>
+    <w:rPr>
+      <w:rFonts w:ascii="Times New Roman" w:eastAsia="Times New Roman" w:hAnsi="Times New Roman" w:cs="Times New Roman"/>
+      <w:b/>
+      <w:bCs/>
+      <w:sz w:val="27"/>
+      <w:szCs w:val="27"/>
+      <w:lang w:eastAsia="es-AR"/>
+    </w:rPr>
+  </w:style>
+  <w:style w:type="character" w:customStyle="1" w:styleId="ng-tns-c3873414267-19">
+    <w:name w:val="ng-tns-c3873414267-19"/>
+    <w:basedOn w:val="Fuentedeprrafopredeter"/>
+    <w:rsid w:val="002B54C9"/>
+  </w:style>
+  <w:style w:type="paragraph" w:styleId="HTMLconformatoprevio">
+    <w:name w:val="HTML Preformatted"/>
+    <w:basedOn w:val="Normal"/>
+    <w:link w:val="HTMLconformatoprevioCar"/>
+    <w:uiPriority w:val="99"/>
+    <w:semiHidden/>
+    <w:unhideWhenUsed/>
+    <w:rsid w:val="002B54C9"/>
+    <w:pPr>
+      <w:tabs>
+        <w:tab w:val="left" w:pos="916"/>
+        <w:tab w:val="left" w:pos="1832"/>
+        <w:tab w:val="left" w:pos="2748"/>
+        <w:tab w:val="left" w:pos="3664"/>
+        <w:tab w:val="left" w:pos="4580"/>
+        <w:tab w:val="left" w:pos="5496"/>
+        <w:tab w:val="left" w:pos="6412"/>
+        <w:tab w:val="left" w:pos="7328"/>
+        <w:tab w:val="left" w:pos="8244"/>
+        <w:tab w:val="left" w:pos="9160"/>
+        <w:tab w:val="left" w:pos="10076"/>
+        <w:tab w:val="left" w:pos="10992"/>
+        <w:tab w:val="left" w:pos="11908"/>
+        <w:tab w:val="left" w:pos="12824"/>
+        <w:tab w:val="left" w:pos="13740"/>
+        <w:tab w:val="left" w:pos="14656"/>
+      </w:tabs>
+      <w:spacing w:after="0" w:line="240" w:lineRule="auto"/>
+    </w:pPr>
+    <w:rPr>
+      <w:rFonts w:ascii="Courier New" w:eastAsia="Times New Roman" w:hAnsi="Courier New" w:cs="Courier New"/>
+      <w:sz w:val="20"/>
+      <w:szCs w:val="20"/>
+      <w:lang w:eastAsia="es-AR"/>
+    </w:rPr>
+  </w:style>
+  <w:style w:type="character" w:customStyle="1" w:styleId="HTMLconformatoprevioCar">
+    <w:name w:val="HTML con formato previo Car"/>
+    <w:basedOn w:val="Fuentedeprrafopredeter"/>
+    <w:link w:val="HTMLconformatoprevio"/>
+    <w:uiPriority w:val="99"/>
+    <w:semiHidden/>
+    <w:rsid w:val="002B54C9"/>
+    <w:rPr>
+      <w:rFonts w:ascii="Courier New" w:eastAsia="Times New Roman" w:hAnsi="Courier New" w:cs="Courier New"/>
+      <w:sz w:val="20"/>
+      <w:szCs w:val="20"/>
+      <w:lang w:eastAsia="es-AR"/>
+    </w:rPr>
+  </w:style>
+  <w:style w:type="character" w:styleId="CdigoHTML">
+    <w:name w:val="HTML Code"/>
+    <w:basedOn w:val="Fuentedeprrafopredeter"/>
+    <w:uiPriority w:val="99"/>
+    <w:semiHidden/>
+    <w:unhideWhenUsed/>
+    <w:rsid w:val="002B54C9"/>
+    <w:rPr>
+      <w:rFonts w:ascii="Courier New" w:eastAsia="Times New Roman" w:hAnsi="Courier New" w:cs="Courier New"/>
+      <w:sz w:val="20"/>
+      <w:szCs w:val="20"/>
+    </w:rPr>
+  </w:style>
+  <w:style w:type="paragraph" w:customStyle="1" w:styleId="x1yc453h">
+    <w:name w:val="x1yc453h"/>
+    <w:basedOn w:val="Normal"/>
+    <w:rsid w:val="00E34B6C"/>
+    <w:pPr>
+      <w:spacing w:before="100" w:beforeAutospacing="1" w:after="100" w:afterAutospacing="1" w:line="240" w:lineRule="auto"/>
+    </w:pPr>
+    <w:rPr>
+      <w:rFonts w:ascii="Times New Roman" w:eastAsia="Times New Roman" w:hAnsi="Times New Roman" w:cs="Times New Roman"/>
+      <w:sz w:val="24"/>
+      <w:szCs w:val="24"/>
+      <w:lang w:eastAsia="es-AR"/>
     </w:rPr>
   </w:style>
 </w:styles>
